--- a/flow/20230927_hours/свято-01.docx
+++ b/flow/20230927_hours/свято-01.docx
@@ -729,17 +729,7 @@
           <w:szCs w:val="24"/>
           <w:highlight w:val="white"/>
         </w:rPr>
-        <w:t>5</w:t>
-      </w:r>
-      <w:r>
-        <w:rPr>
-          <w:rFonts w:ascii="Times New Roman" w:eastAsia="Times New Roman" w:hAnsi="Times New Roman" w:cs="Times New Roman"/>
-          <w:color w:val="FF0000"/>
-          <w:sz w:val="24"/>
-          <w:szCs w:val="24"/>
-          <w:highlight w:val="white"/>
-        </w:rPr>
-        <w:t xml:space="preserve"> січня</w:t>
+        <w:t>5 січня</w:t>
       </w:r>
     </w:p>
     <w:p>
@@ -3735,19 +3725,17 @@
           <w:szCs w:val="24"/>
           <w:highlight w:val="white"/>
         </w:rPr>
-        <w:t>Прп. Максима Ісповідника.</w:t>
-      </w:r>
-    </w:p>
-    <w:p>
-      <w:pPr>
-        <w:spacing w:after="120"/>
-        <w:jc w:val="both"/>
-        <w:rPr>
-          <w:rFonts w:ascii="Times New Roman" w:eastAsia="Times New Roman" w:hAnsi="Times New Roman" w:cs="Times New Roman"/>
-          <w:i/>
-          <w:color w:val="FF0000"/>
-          <w:sz w:val="24"/>
-          <w:szCs w:val="24"/>
+        <w:t>Митаря і Фарисея</w:t>
+      </w:r>
+    </w:p>
+    <w:p>
+      <w:pPr>
+        <w:spacing w:after="120"/>
+        <w:rPr>
+          <w:rFonts w:ascii="Times New Roman" w:eastAsia="Times New Roman" w:hAnsi="Times New Roman" w:cs="Times New Roman"/>
+          <w:sz w:val="24"/>
+          <w:szCs w:val="24"/>
+          <w:lang w:eastAsia="en-US"/>
         </w:rPr>
       </w:pPr>
       <w:bookmarkStart w:id="4" w:name="_heading=h.tyjcwt" w:colFirst="0" w:colLast="0"/>
@@ -3756,34 +3744,150 @@
         <w:rPr>
           <w:rFonts w:ascii="Times New Roman" w:eastAsia="Times New Roman" w:hAnsi="Times New Roman" w:cs="Times New Roman"/>
           <w:i/>
-          <w:color w:val="FF0000"/>
-          <w:sz w:val="24"/>
-          <w:szCs w:val="24"/>
-        </w:rPr>
-        <w:t xml:space="preserve">Тропар (г. 8): </w:t>
-      </w:r>
-      <w:r>
-        <w:rPr>
-          <w:rFonts w:ascii="Times New Roman" w:eastAsia="Times New Roman" w:hAnsi="Times New Roman" w:cs="Times New Roman"/>
-          <w:sz w:val="24"/>
-          <w:szCs w:val="24"/>
-        </w:rPr>
-        <w:t>Православ'я вияснив ти вірно,* кров'ю з язика і руки текучою по-мученичому ознаменувався ти,* руку твою відсічену до Вишнього возніс ти,* а відрізаний язик твій богословний до моління, Максиме, возніс ти.* Нині Бога милостивим учини до нас, щоб спаслися душі наші.</w:t>
-      </w:r>
-    </w:p>
-    <w:p>
-      <w:pPr>
-        <w:spacing w:after="120"/>
-        <w:jc w:val="both"/>
-        <w:rPr>
-          <w:rFonts w:ascii="Times New Roman" w:eastAsia="Times New Roman" w:hAnsi="Times New Roman" w:cs="Times New Roman"/>
-          <w:i/>
-          <w:color w:val="FF0000"/>
-          <w:sz w:val="24"/>
-          <w:szCs w:val="24"/>
-        </w:rPr>
-      </w:pPr>
-      <w:bookmarkStart w:id="5" w:name="_heading=h.3dy6vkm" w:colFirst="0" w:colLast="0"/>
+          <w:iCs/>
+          <w:color w:val="FF4400"/>
+          <w:sz w:val="24"/>
+          <w:szCs w:val="24"/>
+          <w:lang w:eastAsia="en-US"/>
+        </w:rPr>
+        <w:t xml:space="preserve">Тропар (г. 1): </w:t>
+      </w:r>
+      <w:r>
+        <w:rPr>
+          <w:rFonts w:ascii="Times New Roman" w:eastAsia="Times New Roman" w:hAnsi="Times New Roman" w:cs="Times New Roman"/>
+          <w:color w:val="333333"/>
+          <w:sz w:val="24"/>
+          <w:szCs w:val="24"/>
+          <w:lang w:eastAsia="en-US"/>
+        </w:rPr>
+        <w:t>Хоч камінь запечатали юдеї* і воїни стерегли пречисте тіло твоє,* воскрес Ти, тридневний Спасе,* даруючи світові життя.* Ради цього сили небесні взивали до Тебе, Життєдавче:* Слава воскресінню твоєму, Христе,* слава царству твоєму,* слава промислові твоєму,* єдиний Чоловіколюбець.</w:t>
+      </w:r>
+    </w:p>
+    <w:p>
+      <w:pPr>
+        <w:spacing w:after="120"/>
+        <w:jc w:val="both"/>
+        <w:rPr>
+          <w:rFonts w:ascii="Times New Roman" w:eastAsia="Times New Roman" w:hAnsi="Times New Roman" w:cs="Times New Roman"/>
+          <w:b/>
+          <w:color w:val="FF0000"/>
+          <w:sz w:val="24"/>
+          <w:szCs w:val="24"/>
+          <w:highlight w:val="white"/>
+        </w:rPr>
+      </w:pPr>
+      <w:r>
+        <w:rPr>
+          <w:rFonts w:ascii="Times New Roman" w:eastAsia="Times New Roman" w:hAnsi="Times New Roman" w:cs="Times New Roman"/>
+          <w:i/>
+          <w:iCs/>
+          <w:color w:val="FF4400"/>
+          <w:sz w:val="24"/>
+          <w:szCs w:val="24"/>
+          <w:lang w:eastAsia="en-US"/>
+        </w:rPr>
+        <w:t xml:space="preserve">Кондак Тріоді (г. 3): </w:t>
+      </w:r>
+      <w:r>
+        <w:rPr>
+          <w:rFonts w:ascii="Times New Roman" w:eastAsia="Times New Roman" w:hAnsi="Times New Roman" w:cs="Times New Roman"/>
+          <w:color w:val="333333"/>
+          <w:sz w:val="24"/>
+          <w:szCs w:val="24"/>
+          <w:lang w:eastAsia="en-US"/>
+        </w:rPr>
+        <w:t>Зітхання митарські принесім Господеві* і до Нього приступім, грішні, як до Владики;* Він бо хоче спасення всіх людей,* Він відпущення подає всім, що каються,* бо ради нас Він воплотився – Бог сущий, Отцю собезначальний.</w:t>
+      </w:r>
+    </w:p>
+    <w:p>
+      <w:pPr>
+        <w:spacing w:after="120"/>
+        <w:jc w:val="both"/>
+        <w:rPr>
+          <w:rFonts w:ascii="Times New Roman" w:eastAsia="Times New Roman" w:hAnsi="Times New Roman" w:cs="Times New Roman"/>
+          <w:b/>
+          <w:color w:val="FF0000"/>
+          <w:sz w:val="24"/>
+          <w:szCs w:val="24"/>
+          <w:highlight w:val="white"/>
+        </w:rPr>
+      </w:pPr>
+    </w:p>
+    <w:p>
+      <w:pPr>
+        <w:pStyle w:val="Heading2"/>
+        <w:rPr>
+          <w:rFonts w:ascii="Times New Roman" w:eastAsia="Times New Roman" w:hAnsi="Times New Roman" w:cs="Times New Roman"/>
+          <w:color w:val="FF0000"/>
+          <w:sz w:val="24"/>
+          <w:szCs w:val="24"/>
+          <w:highlight w:val="white"/>
+        </w:rPr>
+      </w:pPr>
+      <w:r>
+        <w:rPr>
+          <w:rFonts w:ascii="Times New Roman" w:eastAsia="Times New Roman" w:hAnsi="Times New Roman" w:cs="Times New Roman"/>
+          <w:color w:val="FF0000"/>
+          <w:sz w:val="24"/>
+          <w:szCs w:val="24"/>
+          <w:highlight w:val="white"/>
+        </w:rPr>
+        <w:t>22</w:t>
+      </w:r>
+      <w:r>
+        <w:rPr>
+          <w:rFonts w:ascii="Times New Roman" w:eastAsia="Times New Roman" w:hAnsi="Times New Roman" w:cs="Times New Roman"/>
+          <w:color w:val="FF0000"/>
+          <w:sz w:val="24"/>
+          <w:szCs w:val="24"/>
+          <w:highlight w:val="white"/>
+        </w:rPr>
+        <w:t xml:space="preserve"> </w:t>
+      </w:r>
+      <w:r>
+        <w:rPr>
+          <w:rFonts w:ascii="Times New Roman" w:eastAsia="Times New Roman" w:hAnsi="Times New Roman" w:cs="Times New Roman"/>
+          <w:color w:val="FF0000"/>
+          <w:sz w:val="24"/>
+          <w:szCs w:val="24"/>
+          <w:highlight w:val="white"/>
+        </w:rPr>
+        <w:t>січня</w:t>
+      </w:r>
+    </w:p>
+    <w:p>
+      <w:pPr>
+        <w:pStyle w:val="Heading3"/>
+        <w:rPr>
+          <w:rFonts w:ascii="Times New Roman" w:eastAsia="Times New Roman" w:hAnsi="Times New Roman" w:cs="Times New Roman"/>
+          <w:color w:val="FF0000"/>
+          <w:sz w:val="24"/>
+          <w:szCs w:val="24"/>
+          <w:highlight w:val="white"/>
+        </w:rPr>
+      </w:pPr>
+      <w:r>
+        <w:rPr>
+          <w:rFonts w:ascii="Times New Roman" w:eastAsia="Times New Roman" w:hAnsi="Times New Roman" w:cs="Times New Roman"/>
+          <w:color w:val="FF0000"/>
+          <w:sz w:val="24"/>
+          <w:szCs w:val="24"/>
+          <w:highlight w:val="white"/>
+        </w:rPr>
+        <w:t xml:space="preserve">Св. ап. Тимотея. </w:t>
+      </w:r>
+    </w:p>
+    <w:p>
+      <w:pPr>
+        <w:spacing w:after="120"/>
+        <w:jc w:val="both"/>
+        <w:rPr>
+          <w:rFonts w:ascii="Times New Roman" w:eastAsia="Times New Roman" w:hAnsi="Times New Roman" w:cs="Times New Roman"/>
+          <w:sz w:val="24"/>
+          <w:szCs w:val="24"/>
+        </w:rPr>
+      </w:pPr>
+      <w:bookmarkStart w:id="5" w:name="_heading=h.2s8eyo1" w:colFirst="0" w:colLast="0"/>
       <w:bookmarkEnd w:id="5"/>
       <w:r>
         <w:rPr>
@@ -3793,25 +3897,46 @@
           <w:sz w:val="24"/>
           <w:szCs w:val="24"/>
         </w:rPr>
-        <w:t xml:space="preserve">Кондак (г. 8): </w:t>
-      </w:r>
-      <w:r>
-        <w:rPr>
-          <w:rFonts w:ascii="Times New Roman" w:eastAsia="Times New Roman" w:hAnsi="Times New Roman" w:cs="Times New Roman"/>
-          <w:sz w:val="24"/>
-          <w:szCs w:val="24"/>
-        </w:rPr>
-        <w:t>Тройці споборника, великого Максима,* який навчає ясно вірі божественній,* щоб прославляти Христа у двох природах, волях і дійствах сущого,* в піснях достойних, вірні, почитаймо взиваючи:* радуйся, проповіднику віри</w:t>
-      </w:r>
-      <w:r>
-        <w:rPr>
-          <w:rFonts w:ascii="Times New Roman" w:eastAsia="Times New Roman" w:hAnsi="Times New Roman" w:cs="Times New Roman"/>
-          <w:i/>
-          <w:color w:val="FF0000"/>
-          <w:sz w:val="24"/>
-          <w:szCs w:val="24"/>
-        </w:rPr>
-        <w:t>.</w:t>
+        <w:t>Тропар (г. 4):</w:t>
+      </w:r>
+      <w:r>
+        <w:rPr>
+          <w:rFonts w:ascii="Times New Roman" w:eastAsia="Times New Roman" w:hAnsi="Times New Roman" w:cs="Times New Roman"/>
+          <w:sz w:val="24"/>
+          <w:szCs w:val="24"/>
+        </w:rPr>
+        <w:t xml:space="preserve"> Благости навчився ти* і чуваючи у всьому благим сумлінням, священновгодно зодягнувся ти,* зачерпнув ти з посуду вибраного невимовне і віру зберіг,* біг сталий звершив ти, священномученику Тимотеє,* моли Христа Бога, щоб спаслися душі наші.</w:t>
+      </w:r>
+    </w:p>
+    <w:p>
+      <w:pPr>
+        <w:spacing w:after="120"/>
+        <w:jc w:val="both"/>
+        <w:rPr>
+          <w:rFonts w:ascii="Times New Roman" w:eastAsia="Times New Roman" w:hAnsi="Times New Roman" w:cs="Times New Roman"/>
+          <w:sz w:val="24"/>
+          <w:szCs w:val="24"/>
+        </w:rPr>
+      </w:pPr>
+      <w:bookmarkStart w:id="6" w:name="_heading=h.17dp8vu" w:colFirst="0" w:colLast="0"/>
+      <w:bookmarkEnd w:id="6"/>
+      <w:r>
+        <w:rPr>
+          <w:rFonts w:ascii="Times New Roman" w:eastAsia="Times New Roman" w:hAnsi="Times New Roman" w:cs="Times New Roman"/>
+          <w:i/>
+          <w:color w:val="FF0000"/>
+          <w:sz w:val="24"/>
+          <w:szCs w:val="24"/>
+        </w:rPr>
+        <w:t>Кондак (г. 8):</w:t>
+      </w:r>
+      <w:r>
+        <w:rPr>
+          <w:rFonts w:ascii="Times New Roman" w:eastAsia="Times New Roman" w:hAnsi="Times New Roman" w:cs="Times New Roman"/>
+          <w:sz w:val="24"/>
+          <w:szCs w:val="24"/>
+        </w:rPr>
+        <w:t xml:space="preserve"> Божественного ученика і супутника Павлового, Тимотея,* вірні прославмо піснями,* з ним почитаючи мудрого Анастасія,* із Персії возсіявшого як зоря* і відганяючого душевні пристрасті наші* і недуги тілесні.</w:t>
       </w:r>
     </w:p>
     <w:p>
@@ -3847,55 +3972,20 @@
           <w:szCs w:val="24"/>
           <w:highlight w:val="white"/>
         </w:rPr>
-        <w:t>Св. мч. Неофіта.</w:t>
-      </w:r>
-    </w:p>
-    <w:p>
-      <w:pPr>
-        <w:spacing w:after="120"/>
-        <w:jc w:val="both"/>
-        <w:rPr>
-          <w:rFonts w:ascii="Times New Roman" w:eastAsia="Times New Roman" w:hAnsi="Times New Roman" w:cs="Times New Roman"/>
-          <w:i/>
-          <w:color w:val="FF0000"/>
-          <w:sz w:val="24"/>
-          <w:szCs w:val="24"/>
-        </w:rPr>
-      </w:pPr>
-      <w:bookmarkStart w:id="6" w:name="_heading=h.1t3h5sf" w:colFirst="0" w:colLast="0"/>
-      <w:bookmarkEnd w:id="6"/>
-      <w:r>
-        <w:rPr>
-          <w:rFonts w:ascii="Times New Roman" w:eastAsia="Times New Roman" w:hAnsi="Times New Roman" w:cs="Times New Roman"/>
-          <w:i/>
-          <w:color w:val="FF0000"/>
-          <w:sz w:val="24"/>
-          <w:szCs w:val="24"/>
-        </w:rPr>
-        <w:t xml:space="preserve">Тропар (г. 4): </w:t>
-      </w:r>
-      <w:r>
-        <w:rPr>
-          <w:rFonts w:ascii="Times New Roman" w:eastAsia="Times New Roman" w:hAnsi="Times New Roman" w:cs="Times New Roman"/>
-          <w:sz w:val="24"/>
-          <w:szCs w:val="24"/>
-        </w:rPr>
-        <w:t>Мученик Твій, Господи, Неофіт,* у стражданнях своїх прийняв вінець нетлінний від Тебе, Бога нашого,* мавши бо кріпость Твою, він мучителів подолав,* сокрушив і демонів зухвальства безсильні.* Його молитвами спаси душі наші.</w:t>
-      </w:r>
-    </w:p>
-    <w:p>
-      <w:pPr>
-        <w:spacing w:after="120"/>
-        <w:jc w:val="both"/>
-        <w:rPr>
-          <w:rFonts w:ascii="Times New Roman" w:eastAsia="Times New Roman" w:hAnsi="Times New Roman" w:cs="Times New Roman"/>
-          <w:i/>
-          <w:color w:val="FF0000"/>
-          <w:sz w:val="24"/>
-          <w:szCs w:val="24"/>
-        </w:rPr>
-      </w:pPr>
-      <w:bookmarkStart w:id="7" w:name="_heading=h.4d34og8" w:colFirst="0" w:colLast="0"/>
+        <w:t>Св. прпмч. Анастасія</w:t>
+      </w:r>
+    </w:p>
+    <w:p>
+      <w:pPr>
+        <w:spacing w:after="120"/>
+        <w:jc w:val="both"/>
+        <w:rPr>
+          <w:rFonts w:ascii="Times New Roman" w:eastAsia="Times New Roman" w:hAnsi="Times New Roman" w:cs="Times New Roman"/>
+          <w:sz w:val="24"/>
+          <w:szCs w:val="24"/>
+        </w:rPr>
+      </w:pPr>
+      <w:bookmarkStart w:id="7" w:name="_heading=h.3rdcrjn" w:colFirst="0" w:colLast="0"/>
       <w:bookmarkEnd w:id="7"/>
       <w:r>
         <w:rPr>
@@ -3905,15 +3995,46 @@
           <w:sz w:val="24"/>
           <w:szCs w:val="24"/>
         </w:rPr>
-        <w:t xml:space="preserve">Кондак (г. 4): </w:t>
-      </w:r>
-      <w:r>
-        <w:rPr>
-          <w:rFonts w:ascii="Times New Roman" w:eastAsia="Times New Roman" w:hAnsi="Times New Roman" w:cs="Times New Roman"/>
-          <w:sz w:val="24"/>
-          <w:szCs w:val="24"/>
-        </w:rPr>
-        <w:t>Як новоцвітний сад* проріс ти у виноградниках Христових страстотерпців.* Плоди божественного розуміння зродив ти,* якими живляться ті, які вірно почитають тебе,* славний Неофіте, страждальнику хоробромудрий. Твоїми молитвами нас завжди спасай, предстоячи Богові.</w:t>
+        <w:t>Тропар (г. 4):</w:t>
+      </w:r>
+      <w:r>
+        <w:rPr>
+          <w:rFonts w:ascii="Times New Roman" w:eastAsia="Times New Roman" w:hAnsi="Times New Roman" w:cs="Times New Roman"/>
+          <w:sz w:val="24"/>
+          <w:szCs w:val="24"/>
+        </w:rPr>
+        <w:t xml:space="preserve"> Мученик Твій, Господи, Анастасій,* у страданнях своїх прийняв вінець нетлінний від Тебе, Бога нашого,* мавши бо кріпость Твою, він мучителів подолав,* сокрушив і демонів зухвальства безсильні.* Його молитвами спаси душі наші.</w:t>
+      </w:r>
+    </w:p>
+    <w:p>
+      <w:pPr>
+        <w:spacing w:after="120"/>
+        <w:jc w:val="both"/>
+        <w:rPr>
+          <w:rFonts w:ascii="Times New Roman" w:eastAsia="Times New Roman" w:hAnsi="Times New Roman" w:cs="Times New Roman"/>
+          <w:sz w:val="24"/>
+          <w:szCs w:val="24"/>
+        </w:rPr>
+      </w:pPr>
+      <w:bookmarkStart w:id="8" w:name="_heading=h.26in1rg" w:colFirst="0" w:colLast="0"/>
+      <w:bookmarkEnd w:id="8"/>
+      <w:r>
+        <w:rPr>
+          <w:rFonts w:ascii="Times New Roman" w:eastAsia="Times New Roman" w:hAnsi="Times New Roman" w:cs="Times New Roman"/>
+          <w:i/>
+          <w:color w:val="FF0000"/>
+          <w:sz w:val="24"/>
+          <w:szCs w:val="24"/>
+        </w:rPr>
+        <w:t>Кондак (г. 8):</w:t>
+      </w:r>
+      <w:r>
+        <w:rPr>
+          <w:rFonts w:ascii="Times New Roman" w:eastAsia="Times New Roman" w:hAnsi="Times New Roman" w:cs="Times New Roman"/>
+          <w:sz w:val="24"/>
+          <w:szCs w:val="24"/>
+        </w:rPr>
+        <w:t xml:space="preserve"> Божественного ученика і супутника Павлового, Тимотея,* вірні прославмо піснями,* з ним почитаючи мудрого Анастасія,* із Персії возсіявшого як зоря* і відганяючого душевні пристрасті наші* і недуги тілесні.</w:t>
       </w:r>
     </w:p>
     <w:p>
@@ -3932,6 +4053,947 @@
     </w:p>
     <w:p>
       <w:pPr>
+        <w:pStyle w:val="Heading2"/>
+        <w:rPr>
+          <w:rFonts w:ascii="Times New Roman" w:eastAsia="Times New Roman" w:hAnsi="Times New Roman" w:cs="Times New Roman"/>
+          <w:color w:val="FF0000"/>
+          <w:sz w:val="24"/>
+          <w:szCs w:val="24"/>
+          <w:highlight w:val="white"/>
+        </w:rPr>
+      </w:pPr>
+      <w:r>
+        <w:rPr>
+          <w:rFonts w:ascii="Times New Roman" w:eastAsia="Times New Roman" w:hAnsi="Times New Roman" w:cs="Times New Roman"/>
+          <w:color w:val="FF0000"/>
+          <w:sz w:val="24"/>
+          <w:szCs w:val="24"/>
+          <w:highlight w:val="white"/>
+        </w:rPr>
+        <w:t>23</w:t>
+      </w:r>
+      <w:r>
+        <w:rPr>
+          <w:rFonts w:ascii="Times New Roman" w:eastAsia="Times New Roman" w:hAnsi="Times New Roman" w:cs="Times New Roman"/>
+          <w:color w:val="FF0000"/>
+          <w:sz w:val="24"/>
+          <w:szCs w:val="24"/>
+          <w:highlight w:val="white"/>
+        </w:rPr>
+        <w:t xml:space="preserve"> </w:t>
+      </w:r>
+      <w:r>
+        <w:rPr>
+          <w:rFonts w:ascii="Times New Roman" w:eastAsia="Times New Roman" w:hAnsi="Times New Roman" w:cs="Times New Roman"/>
+          <w:color w:val="FF0000"/>
+          <w:sz w:val="24"/>
+          <w:szCs w:val="24"/>
+          <w:highlight w:val="white"/>
+        </w:rPr>
+        <w:t>січня</w:t>
+      </w:r>
+      <w:r>
+        <w:rPr>
+          <w:rFonts w:ascii="Times New Roman" w:eastAsia="Times New Roman" w:hAnsi="Times New Roman" w:cs="Times New Roman"/>
+          <w:color w:val="FF0000"/>
+          <w:sz w:val="24"/>
+          <w:szCs w:val="24"/>
+          <w:highlight w:val="white"/>
+        </w:rPr>
+        <w:t>: Св. свщмч. Климента, єп. Анкирського. Св. мч. Агатангела.</w:t>
+      </w:r>
+    </w:p>
+    <w:p>
+      <w:pPr>
+        <w:spacing w:after="120"/>
+        <w:jc w:val="both"/>
+        <w:rPr>
+          <w:rFonts w:ascii="Times New Roman" w:eastAsia="Times New Roman" w:hAnsi="Times New Roman" w:cs="Times New Roman"/>
+          <w:sz w:val="24"/>
+          <w:szCs w:val="24"/>
+        </w:rPr>
+      </w:pPr>
+      <w:bookmarkStart w:id="9" w:name="_heading=h.lnxbz9" w:colFirst="0" w:colLast="0"/>
+      <w:bookmarkEnd w:id="9"/>
+      <w:r>
+        <w:rPr>
+          <w:rFonts w:ascii="Times New Roman" w:eastAsia="Times New Roman" w:hAnsi="Times New Roman" w:cs="Times New Roman"/>
+          <w:i/>
+          <w:color w:val="FF0000"/>
+          <w:sz w:val="24"/>
+          <w:szCs w:val="24"/>
+        </w:rPr>
+        <w:t>Тропар (г. 4):</w:t>
+      </w:r>
+      <w:r>
+        <w:rPr>
+          <w:rFonts w:ascii="Times New Roman" w:eastAsia="Times New Roman" w:hAnsi="Times New Roman" w:cs="Times New Roman"/>
+          <w:sz w:val="24"/>
+          <w:szCs w:val="24"/>
+        </w:rPr>
+        <w:t xml:space="preserve"> Лоза преподобності і пагін страдництва,* цвіт священніший і плід благодатний вірним,* всесвященний, вічноквітучим дарований був ти.* То ж як співстрадник мучеників і співпрестольник священноначальників,* моли Христа, щоб спаслися душі наші.</w:t>
+      </w:r>
+    </w:p>
+    <w:p>
+      <w:pPr>
+        <w:spacing w:after="120"/>
+        <w:jc w:val="both"/>
+        <w:rPr>
+          <w:rFonts w:ascii="Times New Roman" w:eastAsia="Times New Roman" w:hAnsi="Times New Roman" w:cs="Times New Roman"/>
+          <w:sz w:val="24"/>
+          <w:szCs w:val="24"/>
+        </w:rPr>
+      </w:pPr>
+      <w:bookmarkStart w:id="10" w:name="_heading=h.35nkun2" w:colFirst="0" w:colLast="0"/>
+      <w:bookmarkEnd w:id="10"/>
+      <w:r>
+        <w:rPr>
+          <w:rFonts w:ascii="Times New Roman" w:eastAsia="Times New Roman" w:hAnsi="Times New Roman" w:cs="Times New Roman"/>
+          <w:i/>
+          <w:color w:val="FF0000"/>
+          <w:sz w:val="24"/>
+          <w:szCs w:val="24"/>
+        </w:rPr>
+        <w:t>Кондак (г. 4):</w:t>
+      </w:r>
+      <w:r>
+        <w:rPr>
+          <w:rFonts w:ascii="Times New Roman" w:eastAsia="Times New Roman" w:hAnsi="Times New Roman" w:cs="Times New Roman"/>
+          <w:sz w:val="24"/>
+          <w:szCs w:val="24"/>
+        </w:rPr>
+        <w:t xml:space="preserve"> Лози чесної був ти пагоном Христовим,* многостраждальний Клименте * всехвальний явившись із страждальцями ж взивав ти:* Ти, Христе – мучеників радість світла.</w:t>
+      </w:r>
+    </w:p>
+    <w:p>
+      <w:pPr>
+        <w:spacing w:after="120"/>
+        <w:jc w:val="both"/>
+        <w:rPr>
+          <w:rFonts w:ascii="Times New Roman" w:eastAsia="Times New Roman" w:hAnsi="Times New Roman" w:cs="Times New Roman"/>
+          <w:b/>
+          <w:color w:val="FF0000"/>
+          <w:sz w:val="24"/>
+          <w:szCs w:val="24"/>
+          <w:highlight w:val="white"/>
+        </w:rPr>
+      </w:pPr>
+    </w:p>
+    <w:p>
+      <w:pPr>
+        <w:pStyle w:val="Heading2"/>
+        <w:rPr>
+          <w:rFonts w:ascii="Times New Roman" w:eastAsia="Times New Roman" w:hAnsi="Times New Roman" w:cs="Times New Roman"/>
+          <w:color w:val="FF0000"/>
+          <w:sz w:val="24"/>
+          <w:szCs w:val="24"/>
+          <w:highlight w:val="white"/>
+        </w:rPr>
+      </w:pPr>
+      <w:r>
+        <w:rPr>
+          <w:rFonts w:ascii="Times New Roman" w:eastAsia="Times New Roman" w:hAnsi="Times New Roman" w:cs="Times New Roman"/>
+          <w:color w:val="FF0000"/>
+          <w:sz w:val="24"/>
+          <w:szCs w:val="24"/>
+          <w:highlight w:val="white"/>
+        </w:rPr>
+        <w:t>24</w:t>
+      </w:r>
+      <w:r>
+        <w:rPr>
+          <w:rFonts w:ascii="Times New Roman" w:eastAsia="Times New Roman" w:hAnsi="Times New Roman" w:cs="Times New Roman"/>
+          <w:color w:val="FF0000"/>
+          <w:sz w:val="24"/>
+          <w:szCs w:val="24"/>
+          <w:highlight w:val="white"/>
+        </w:rPr>
+        <w:t xml:space="preserve"> </w:t>
+      </w:r>
+      <w:r>
+        <w:rPr>
+          <w:rFonts w:ascii="Times New Roman" w:eastAsia="Times New Roman" w:hAnsi="Times New Roman" w:cs="Times New Roman"/>
+          <w:color w:val="FF0000"/>
+          <w:sz w:val="24"/>
+          <w:szCs w:val="24"/>
+          <w:highlight w:val="white"/>
+        </w:rPr>
+        <w:t>січня</w:t>
+      </w:r>
+      <w:r>
+        <w:rPr>
+          <w:rFonts w:ascii="Times New Roman" w:eastAsia="Times New Roman" w:hAnsi="Times New Roman" w:cs="Times New Roman"/>
+          <w:color w:val="FF0000"/>
+          <w:sz w:val="24"/>
+          <w:szCs w:val="24"/>
+          <w:highlight w:val="white"/>
+        </w:rPr>
+        <w:t>: Прп. матері нашої Ксенії Римлянки.</w:t>
+      </w:r>
+    </w:p>
+    <w:p>
+      <w:pPr>
+        <w:spacing w:after="120"/>
+        <w:jc w:val="both"/>
+        <w:rPr>
+          <w:rFonts w:ascii="Times New Roman" w:eastAsia="Times New Roman" w:hAnsi="Times New Roman" w:cs="Times New Roman"/>
+          <w:sz w:val="24"/>
+          <w:szCs w:val="24"/>
+        </w:rPr>
+      </w:pPr>
+      <w:r>
+        <w:rPr>
+          <w:rFonts w:ascii="Times New Roman" w:eastAsia="Times New Roman" w:hAnsi="Times New Roman" w:cs="Times New Roman"/>
+          <w:i/>
+          <w:color w:val="FF0000"/>
+          <w:sz w:val="24"/>
+          <w:szCs w:val="24"/>
+        </w:rPr>
+        <w:t>Тропар (г. 8):</w:t>
+      </w:r>
+      <w:r>
+        <w:rPr>
+          <w:rFonts w:ascii="Times New Roman" w:eastAsia="Times New Roman" w:hAnsi="Times New Roman" w:cs="Times New Roman"/>
+          <w:sz w:val="24"/>
+          <w:szCs w:val="24"/>
+        </w:rPr>
+        <w:t xml:space="preserve"> В Тобі, мати, дбайливо зберігся образ,* бо, прийнявши хрест, Ти пішла слідом за Христом* і ділом навчала Ти погорджувати тілом, бо воно проминає,* а дбати про душу – єство безсмертне.* Тим-то з ангелами разом радується,* преподобна Ксеніє, дух твій.</w:t>
+      </w:r>
+    </w:p>
+    <w:p>
+      <w:pPr>
+        <w:spacing w:after="120"/>
+        <w:jc w:val="both"/>
+        <w:rPr>
+          <w:rFonts w:ascii="Times New Roman" w:eastAsia="Times New Roman" w:hAnsi="Times New Roman" w:cs="Times New Roman"/>
+          <w:sz w:val="24"/>
+          <w:szCs w:val="24"/>
+        </w:rPr>
+      </w:pPr>
+      <w:r>
+        <w:rPr>
+          <w:rFonts w:ascii="Times New Roman" w:eastAsia="Times New Roman" w:hAnsi="Times New Roman" w:cs="Times New Roman"/>
+          <w:i/>
+          <w:color w:val="FF0000"/>
+          <w:sz w:val="24"/>
+          <w:szCs w:val="24"/>
+        </w:rPr>
+        <w:t>Кондак (г. 2):</w:t>
+      </w:r>
+      <w:r>
+        <w:rPr>
+          <w:rFonts w:ascii="Times New Roman" w:eastAsia="Times New Roman" w:hAnsi="Times New Roman" w:cs="Times New Roman"/>
+          <w:sz w:val="24"/>
+          <w:szCs w:val="24"/>
+        </w:rPr>
+        <w:t xml:space="preserve"> Твою подивугідну, Ксеніє, пам’ять звершуючи,* з любов’ю почитаючи тебе, оспівуємо Христа,* який у всьому тобі дарував силу зцілення,* Йому завжди молися за нас.</w:t>
+      </w:r>
+    </w:p>
+    <w:p>
+      <w:pPr>
+        <w:spacing w:after="120"/>
+        <w:jc w:val="both"/>
+        <w:rPr>
+          <w:rFonts w:ascii="Times New Roman" w:eastAsia="Times New Roman" w:hAnsi="Times New Roman" w:cs="Times New Roman"/>
+          <w:b/>
+          <w:color w:val="FF0000"/>
+          <w:sz w:val="24"/>
+          <w:szCs w:val="24"/>
+          <w:highlight w:val="white"/>
+        </w:rPr>
+      </w:pPr>
+    </w:p>
+    <w:p>
+      <w:pPr>
+        <w:pStyle w:val="Heading2"/>
+        <w:rPr>
+          <w:rFonts w:ascii="Times New Roman" w:eastAsia="Times New Roman" w:hAnsi="Times New Roman" w:cs="Times New Roman"/>
+          <w:color w:val="FF0000"/>
+          <w:sz w:val="24"/>
+          <w:szCs w:val="24"/>
+          <w:highlight w:val="white"/>
+        </w:rPr>
+      </w:pPr>
+      <w:r>
+        <w:rPr>
+          <w:rFonts w:ascii="Times New Roman" w:eastAsia="Times New Roman" w:hAnsi="Times New Roman" w:cs="Times New Roman"/>
+          <w:color w:val="FF0000"/>
+          <w:sz w:val="24"/>
+          <w:szCs w:val="24"/>
+          <w:highlight w:val="white"/>
+        </w:rPr>
+        <w:lastRenderedPageBreak/>
+        <w:t>25</w:t>
+      </w:r>
+      <w:r>
+        <w:rPr>
+          <w:rFonts w:ascii="Times New Roman" w:eastAsia="Times New Roman" w:hAnsi="Times New Roman" w:cs="Times New Roman"/>
+          <w:color w:val="FF0000"/>
+          <w:sz w:val="24"/>
+          <w:szCs w:val="24"/>
+          <w:highlight w:val="white"/>
+        </w:rPr>
+        <w:t xml:space="preserve"> </w:t>
+      </w:r>
+      <w:r>
+        <w:rPr>
+          <w:rFonts w:ascii="Times New Roman" w:eastAsia="Times New Roman" w:hAnsi="Times New Roman" w:cs="Times New Roman"/>
+          <w:color w:val="FF0000"/>
+          <w:sz w:val="24"/>
+          <w:szCs w:val="24"/>
+          <w:highlight w:val="white"/>
+        </w:rPr>
+        <w:t>січня</w:t>
+      </w:r>
+      <w:r>
+        <w:rPr>
+          <w:rFonts w:ascii="Times New Roman" w:eastAsia="Times New Roman" w:hAnsi="Times New Roman" w:cs="Times New Roman"/>
+          <w:color w:val="FF0000"/>
+          <w:sz w:val="24"/>
+          <w:szCs w:val="24"/>
+          <w:highlight w:val="white"/>
+        </w:rPr>
+        <w:t>: Св. прп. Григорія Богослова, архиєп. Царгородського.</w:t>
+      </w:r>
+    </w:p>
+    <w:p>
+      <w:pPr>
+        <w:spacing w:after="120"/>
+        <w:jc w:val="both"/>
+        <w:rPr>
+          <w:rFonts w:ascii="Times New Roman" w:eastAsia="Times New Roman" w:hAnsi="Times New Roman" w:cs="Times New Roman"/>
+          <w:sz w:val="24"/>
+          <w:szCs w:val="24"/>
+        </w:rPr>
+      </w:pPr>
+      <w:bookmarkStart w:id="11" w:name="_heading=h.1ksv4uv" w:colFirst="0" w:colLast="0"/>
+      <w:bookmarkEnd w:id="11"/>
+      <w:r>
+        <w:rPr>
+          <w:rFonts w:ascii="Times New Roman" w:eastAsia="Times New Roman" w:hAnsi="Times New Roman" w:cs="Times New Roman"/>
+          <w:i/>
+          <w:color w:val="FF0000"/>
+          <w:sz w:val="24"/>
+          <w:szCs w:val="24"/>
+        </w:rPr>
+        <w:t>Тропар (г. 1):</w:t>
+      </w:r>
+      <w:r>
+        <w:rPr>
+          <w:rFonts w:ascii="Times New Roman" w:eastAsia="Times New Roman" w:hAnsi="Times New Roman" w:cs="Times New Roman"/>
+          <w:sz w:val="24"/>
+          <w:szCs w:val="24"/>
+        </w:rPr>
+        <w:t xml:space="preserve"> Пастирська сопілка твого богослов’я перемогла труби красномовців,* бо Тобі, що дослідив глибини духа,* була додана і краса віщування.* Моли ото Христа Бога, отче Григоріє,* щоб спаслися душі наші.</w:t>
+      </w:r>
+    </w:p>
+    <w:p>
+      <w:pPr>
+        <w:spacing w:after="120"/>
+        <w:jc w:val="both"/>
+        <w:rPr>
+          <w:rFonts w:ascii="Times New Roman" w:eastAsia="Times New Roman" w:hAnsi="Times New Roman" w:cs="Times New Roman"/>
+          <w:sz w:val="24"/>
+          <w:szCs w:val="24"/>
+        </w:rPr>
+      </w:pPr>
+      <w:bookmarkStart w:id="12" w:name="_heading=h.44sinio" w:colFirst="0" w:colLast="0"/>
+      <w:bookmarkEnd w:id="12"/>
+      <w:r>
+        <w:rPr>
+          <w:rFonts w:ascii="Times New Roman" w:eastAsia="Times New Roman" w:hAnsi="Times New Roman" w:cs="Times New Roman"/>
+          <w:i/>
+          <w:color w:val="FF0000"/>
+          <w:sz w:val="24"/>
+          <w:szCs w:val="24"/>
+        </w:rPr>
+        <w:t>Кондак (г. 3):</w:t>
+      </w:r>
+      <w:r>
+        <w:rPr>
+          <w:rFonts w:ascii="Times New Roman" w:eastAsia="Times New Roman" w:hAnsi="Times New Roman" w:cs="Times New Roman"/>
+          <w:sz w:val="24"/>
+          <w:szCs w:val="24"/>
+        </w:rPr>
+        <w:t xml:space="preserve"> Богословним твоїм язиком Ти розрушив видумки красномовців, славний;* православ’я одежею, з висоти тканою, Ти Церкву украсив,* яку і носить, і з нами, твоїми дітьми, кличе:* Радуйся, отче, богослов’я розуме найвищий.</w:t>
+      </w:r>
+    </w:p>
+    <w:p>
+      <w:pPr>
+        <w:spacing w:after="120"/>
+        <w:jc w:val="both"/>
+        <w:rPr>
+          <w:rFonts w:ascii="Times New Roman" w:eastAsia="Times New Roman" w:hAnsi="Times New Roman" w:cs="Times New Roman"/>
+          <w:b/>
+          <w:color w:val="FF0000"/>
+          <w:sz w:val="24"/>
+          <w:szCs w:val="24"/>
+          <w:highlight w:val="white"/>
+        </w:rPr>
+      </w:pPr>
+    </w:p>
+    <w:p>
+      <w:pPr>
+        <w:pStyle w:val="Heading2"/>
+        <w:rPr>
+          <w:rFonts w:ascii="Times New Roman" w:eastAsia="Times New Roman" w:hAnsi="Times New Roman" w:cs="Times New Roman"/>
+          <w:color w:val="FF0000"/>
+          <w:sz w:val="24"/>
+          <w:szCs w:val="24"/>
+          <w:highlight w:val="white"/>
+        </w:rPr>
+      </w:pPr>
+      <w:r>
+        <w:rPr>
+          <w:rFonts w:ascii="Times New Roman" w:eastAsia="Times New Roman" w:hAnsi="Times New Roman" w:cs="Times New Roman"/>
+          <w:color w:val="FF0000"/>
+          <w:sz w:val="24"/>
+          <w:szCs w:val="24"/>
+          <w:highlight w:val="white"/>
+        </w:rPr>
+        <w:t>26</w:t>
+      </w:r>
+      <w:r>
+        <w:rPr>
+          <w:rFonts w:ascii="Times New Roman" w:eastAsia="Times New Roman" w:hAnsi="Times New Roman" w:cs="Times New Roman"/>
+          <w:color w:val="FF0000"/>
+          <w:sz w:val="24"/>
+          <w:szCs w:val="24"/>
+          <w:highlight w:val="white"/>
+        </w:rPr>
+        <w:t xml:space="preserve"> </w:t>
+      </w:r>
+      <w:r>
+        <w:rPr>
+          <w:rFonts w:ascii="Times New Roman" w:eastAsia="Times New Roman" w:hAnsi="Times New Roman" w:cs="Times New Roman"/>
+          <w:color w:val="FF0000"/>
+          <w:sz w:val="24"/>
+          <w:szCs w:val="24"/>
+          <w:highlight w:val="white"/>
+        </w:rPr>
+        <w:t>січня</w:t>
+      </w:r>
+      <w:r>
+        <w:rPr>
+          <w:rFonts w:ascii="Times New Roman" w:eastAsia="Times New Roman" w:hAnsi="Times New Roman" w:cs="Times New Roman"/>
+          <w:color w:val="FF0000"/>
+          <w:sz w:val="24"/>
+          <w:szCs w:val="24"/>
+          <w:highlight w:val="white"/>
+        </w:rPr>
+        <w:t>: Прп. Ксенофонта, дружини його Марії і синів їхніх Аркадія та Йоана.</w:t>
+      </w:r>
+    </w:p>
+    <w:p>
+      <w:pPr>
+        <w:spacing w:after="120"/>
+        <w:jc w:val="both"/>
+        <w:rPr>
+          <w:rFonts w:ascii="Times New Roman" w:eastAsia="Times New Roman" w:hAnsi="Times New Roman" w:cs="Times New Roman"/>
+          <w:sz w:val="24"/>
+          <w:szCs w:val="24"/>
+        </w:rPr>
+      </w:pPr>
+      <w:bookmarkStart w:id="13" w:name="_heading=h.2jxsxqh" w:colFirst="0" w:colLast="0"/>
+      <w:bookmarkEnd w:id="13"/>
+      <w:r>
+        <w:rPr>
+          <w:rFonts w:ascii="Times New Roman" w:eastAsia="Times New Roman" w:hAnsi="Times New Roman" w:cs="Times New Roman"/>
+          <w:i/>
+          <w:color w:val="FF0000"/>
+          <w:sz w:val="24"/>
+          <w:szCs w:val="24"/>
+        </w:rPr>
+        <w:t>Тропар (г. 4):</w:t>
+      </w:r>
+      <w:r>
+        <w:rPr>
+          <w:rFonts w:ascii="Times New Roman" w:eastAsia="Times New Roman" w:hAnsi="Times New Roman" w:cs="Times New Roman"/>
+          <w:sz w:val="24"/>
+          <w:szCs w:val="24"/>
+        </w:rPr>
+        <w:t xml:space="preserve"> Боже отців наших,* що чиниш завжди з нами по Твоїй кротості,* не віддали милости Твоєї від нас,* але молитвами їх у мирі направ життя наше.</w:t>
+      </w:r>
+    </w:p>
+    <w:p>
+      <w:pPr>
+        <w:spacing w:after="120"/>
+        <w:jc w:val="both"/>
+        <w:rPr>
+          <w:rFonts w:ascii="Times New Roman" w:eastAsia="Times New Roman" w:hAnsi="Times New Roman" w:cs="Times New Roman"/>
+          <w:sz w:val="24"/>
+          <w:szCs w:val="24"/>
+        </w:rPr>
+      </w:pPr>
+      <w:bookmarkStart w:id="14" w:name="_heading=h.z337ya" w:colFirst="0" w:colLast="0"/>
+      <w:bookmarkEnd w:id="14"/>
+      <w:r>
+        <w:rPr>
+          <w:rFonts w:ascii="Times New Roman" w:eastAsia="Times New Roman" w:hAnsi="Times New Roman" w:cs="Times New Roman"/>
+          <w:i/>
+          <w:color w:val="FF0000"/>
+          <w:sz w:val="24"/>
+          <w:szCs w:val="24"/>
+        </w:rPr>
+        <w:t>Кондак (г. 4):</w:t>
+      </w:r>
+      <w:r>
+        <w:rPr>
+          <w:rFonts w:ascii="Times New Roman" w:eastAsia="Times New Roman" w:hAnsi="Times New Roman" w:cs="Times New Roman"/>
+          <w:sz w:val="24"/>
+          <w:szCs w:val="24"/>
+        </w:rPr>
+        <w:t xml:space="preserve"> Житейського моря уникнувши,* Ксенофонт праведний із подругою чесною* на небі разом із дітьми радіють,* Христа величаючи.</w:t>
+      </w:r>
+    </w:p>
+    <w:p>
+      <w:pPr>
+        <w:spacing w:after="120"/>
+        <w:jc w:val="both"/>
+        <w:rPr>
+          <w:rFonts w:ascii="Times New Roman" w:eastAsia="Times New Roman" w:hAnsi="Times New Roman" w:cs="Times New Roman"/>
+          <w:b/>
+          <w:color w:val="FF0000"/>
+          <w:sz w:val="24"/>
+          <w:szCs w:val="24"/>
+          <w:highlight w:val="white"/>
+        </w:rPr>
+      </w:pPr>
+    </w:p>
+    <w:p>
+      <w:pPr>
+        <w:pStyle w:val="Heading2"/>
+        <w:rPr>
+          <w:rFonts w:ascii="Times New Roman" w:eastAsia="Times New Roman" w:hAnsi="Times New Roman" w:cs="Times New Roman"/>
+          <w:color w:val="FF0000"/>
+          <w:sz w:val="24"/>
+          <w:szCs w:val="24"/>
+          <w:highlight w:val="white"/>
+        </w:rPr>
+      </w:pPr>
+      <w:r>
+        <w:rPr>
+          <w:rFonts w:ascii="Times New Roman" w:eastAsia="Times New Roman" w:hAnsi="Times New Roman" w:cs="Times New Roman"/>
+          <w:color w:val="FF0000"/>
+          <w:sz w:val="24"/>
+          <w:szCs w:val="24"/>
+          <w:highlight w:val="white"/>
+        </w:rPr>
+        <w:t>27</w:t>
+      </w:r>
+      <w:r>
+        <w:rPr>
+          <w:rFonts w:ascii="Times New Roman" w:eastAsia="Times New Roman" w:hAnsi="Times New Roman" w:cs="Times New Roman"/>
+          <w:color w:val="FF0000"/>
+          <w:sz w:val="24"/>
+          <w:szCs w:val="24"/>
+          <w:highlight w:val="white"/>
+        </w:rPr>
+        <w:t xml:space="preserve"> </w:t>
+      </w:r>
+      <w:r>
+        <w:rPr>
+          <w:rFonts w:ascii="Times New Roman" w:eastAsia="Times New Roman" w:hAnsi="Times New Roman" w:cs="Times New Roman"/>
+          <w:color w:val="FF0000"/>
+          <w:sz w:val="24"/>
+          <w:szCs w:val="24"/>
+          <w:highlight w:val="white"/>
+        </w:rPr>
+        <w:t>січня</w:t>
+      </w:r>
+      <w:r>
+        <w:rPr>
+          <w:rFonts w:ascii="Times New Roman" w:eastAsia="Times New Roman" w:hAnsi="Times New Roman" w:cs="Times New Roman"/>
+          <w:color w:val="FF0000"/>
+          <w:sz w:val="24"/>
+          <w:szCs w:val="24"/>
+          <w:highlight w:val="white"/>
+        </w:rPr>
+        <w:t>: Перенесення чесних мощів св. прп. Йоана Золотоустого.</w:t>
+      </w:r>
+    </w:p>
+    <w:p>
+      <w:pPr>
+        <w:spacing w:after="120"/>
+        <w:jc w:val="both"/>
+        <w:rPr>
+          <w:rFonts w:ascii="Times New Roman" w:eastAsia="Times New Roman" w:hAnsi="Times New Roman" w:cs="Times New Roman"/>
+          <w:sz w:val="24"/>
+          <w:szCs w:val="24"/>
+        </w:rPr>
+      </w:pPr>
+      <w:bookmarkStart w:id="15" w:name="_heading=h.3j2qqm3" w:colFirst="0" w:colLast="0"/>
+      <w:bookmarkEnd w:id="15"/>
+      <w:r>
+        <w:rPr>
+          <w:rFonts w:ascii="Times New Roman" w:eastAsia="Times New Roman" w:hAnsi="Times New Roman" w:cs="Times New Roman"/>
+          <w:i/>
+          <w:color w:val="FF0000"/>
+          <w:sz w:val="24"/>
+          <w:szCs w:val="24"/>
+        </w:rPr>
+        <w:t>Тропар (г. 8):</w:t>
+      </w:r>
+      <w:r>
+        <w:rPr>
+          <w:rFonts w:ascii="Times New Roman" w:eastAsia="Times New Roman" w:hAnsi="Times New Roman" w:cs="Times New Roman"/>
+          <w:sz w:val="24"/>
+          <w:szCs w:val="24"/>
+        </w:rPr>
+        <w:t xml:space="preserve"> Ликує божественна Церква і вся вселенна празнує світло* перенесення Твоїх чудесних мощів, святителю преподобний, Йоане Золотоустий,* між святителями благочесно пожив Ти і мучеником добровільно став Ти.* Тому співаємо Тобі, страдальче, і страстотерпче, і святителів співпрестольнику:* Моли Христа Бога, щоб спаслися душі наші.</w:t>
+      </w:r>
+    </w:p>
+    <w:p>
+      <w:pPr>
+        <w:spacing w:after="120"/>
+        <w:jc w:val="both"/>
+        <w:rPr>
+          <w:rFonts w:ascii="Times New Roman" w:eastAsia="Times New Roman" w:hAnsi="Times New Roman" w:cs="Times New Roman"/>
+          <w:sz w:val="24"/>
+          <w:szCs w:val="24"/>
+        </w:rPr>
+      </w:pPr>
+      <w:bookmarkStart w:id="16" w:name="_heading=h.1y810tw" w:colFirst="0" w:colLast="0"/>
+      <w:bookmarkEnd w:id="16"/>
+      <w:r>
+        <w:rPr>
+          <w:rFonts w:ascii="Times New Roman" w:eastAsia="Times New Roman" w:hAnsi="Times New Roman" w:cs="Times New Roman"/>
+          <w:i/>
+          <w:color w:val="FF0000"/>
+          <w:sz w:val="24"/>
+          <w:szCs w:val="24"/>
+        </w:rPr>
+        <w:t>Кондак (г. 1):</w:t>
+      </w:r>
+      <w:r>
+        <w:rPr>
+          <w:rFonts w:ascii="Times New Roman" w:eastAsia="Times New Roman" w:hAnsi="Times New Roman" w:cs="Times New Roman"/>
+          <w:sz w:val="24"/>
+          <w:szCs w:val="24"/>
+        </w:rPr>
+        <w:t xml:space="preserve"> Возвеселилася таїнственно чесна Церква* поверненням чесних твоїх мощів* і, скривши їх, як золото багатоцінне,* тим, що оспівують Тебе, подає невичерпно благодать зцілення* – молитвами твоїми, Йоане Золотоустий.</w:t>
+      </w:r>
+    </w:p>
+    <w:p>
+      <w:pPr>
+        <w:spacing w:after="120"/>
+        <w:jc w:val="both"/>
+        <w:rPr>
+          <w:rFonts w:ascii="Times New Roman" w:eastAsia="Times New Roman" w:hAnsi="Times New Roman" w:cs="Times New Roman"/>
+          <w:b/>
+          <w:color w:val="FF0000"/>
+          <w:sz w:val="24"/>
+          <w:szCs w:val="24"/>
+          <w:highlight w:val="white"/>
+        </w:rPr>
+      </w:pPr>
+    </w:p>
+    <w:p>
+      <w:pPr>
+        <w:pStyle w:val="Heading2"/>
+        <w:rPr>
+          <w:rFonts w:ascii="Times New Roman" w:eastAsia="Times New Roman" w:hAnsi="Times New Roman" w:cs="Times New Roman"/>
+          <w:color w:val="FF0000"/>
+          <w:sz w:val="24"/>
+          <w:szCs w:val="24"/>
+          <w:highlight w:val="white"/>
+        </w:rPr>
+      </w:pPr>
+      <w:r>
+        <w:rPr>
+          <w:rFonts w:ascii="Times New Roman" w:eastAsia="Times New Roman" w:hAnsi="Times New Roman" w:cs="Times New Roman"/>
+          <w:color w:val="FF0000"/>
+          <w:sz w:val="24"/>
+          <w:szCs w:val="24"/>
+          <w:highlight w:val="white"/>
+        </w:rPr>
+        <w:t>28</w:t>
+      </w:r>
+      <w:r>
+        <w:rPr>
+          <w:rFonts w:ascii="Times New Roman" w:eastAsia="Times New Roman" w:hAnsi="Times New Roman" w:cs="Times New Roman"/>
+          <w:color w:val="FF0000"/>
+          <w:sz w:val="24"/>
+          <w:szCs w:val="24"/>
+          <w:highlight w:val="white"/>
+        </w:rPr>
+        <w:t xml:space="preserve"> </w:t>
+      </w:r>
+      <w:r>
+        <w:rPr>
+          <w:rFonts w:ascii="Times New Roman" w:eastAsia="Times New Roman" w:hAnsi="Times New Roman" w:cs="Times New Roman"/>
+          <w:color w:val="FF0000"/>
+          <w:sz w:val="24"/>
+          <w:szCs w:val="24"/>
+          <w:highlight w:val="white"/>
+        </w:rPr>
+        <w:t>січня</w:t>
+      </w:r>
+      <w:r>
+        <w:rPr>
+          <w:rFonts w:ascii="Times New Roman" w:eastAsia="Times New Roman" w:hAnsi="Times New Roman" w:cs="Times New Roman"/>
+          <w:color w:val="FF0000"/>
+          <w:sz w:val="24"/>
+          <w:szCs w:val="24"/>
+          <w:highlight w:val="white"/>
+        </w:rPr>
+        <w:t xml:space="preserve">: </w:t>
+      </w:r>
+      <w:r>
+        <w:rPr>
+          <w:rFonts w:ascii="Times New Roman" w:eastAsia="Times New Roman" w:hAnsi="Times New Roman" w:cs="Times New Roman"/>
+          <w:color w:val="FF0000"/>
+          <w:sz w:val="24"/>
+          <w:szCs w:val="24"/>
+          <w:highlight w:val="white"/>
+        </w:rPr>
+        <w:t>Про блудного сина</w:t>
+      </w:r>
+    </w:p>
+    <w:p>
+      <w:pPr>
+        <w:spacing w:after="120"/>
+        <w:rPr>
+          <w:rFonts w:ascii="Times New Roman" w:eastAsia="Times New Roman" w:hAnsi="Times New Roman" w:cs="Times New Roman"/>
+          <w:sz w:val="24"/>
+          <w:szCs w:val="24"/>
+          <w:lang w:eastAsia="en-US"/>
+        </w:rPr>
+      </w:pPr>
+      <w:bookmarkStart w:id="17" w:name="_heading=h.4i7ojhp" w:colFirst="0" w:colLast="0"/>
+      <w:bookmarkEnd w:id="17"/>
+      <w:r>
+        <w:rPr>
+          <w:rFonts w:ascii="Times New Roman" w:eastAsia="Times New Roman" w:hAnsi="Times New Roman" w:cs="Times New Roman"/>
+          <w:i/>
+          <w:iCs/>
+          <w:color w:val="FF4400"/>
+          <w:sz w:val="24"/>
+          <w:szCs w:val="24"/>
+          <w:lang w:eastAsia="en-US"/>
+        </w:rPr>
+        <w:t>Тропар (г. 2):</w:t>
+      </w:r>
+      <w:r>
+        <w:rPr>
+          <w:rFonts w:ascii="Times New Roman" w:eastAsia="Times New Roman" w:hAnsi="Times New Roman" w:cs="Times New Roman"/>
+          <w:color w:val="333333"/>
+          <w:sz w:val="24"/>
+          <w:szCs w:val="24"/>
+          <w:lang w:eastAsia="en-US"/>
+        </w:rPr>
+        <w:t xml:space="preserve"> Коли зійшов Ти до смерти, Життя безсмертне,* тоді ад умертвив Ти блистінням божества.* Коли ж і умерлих із глибин підземних воскресив Ти,* всі сили небесні взивали:* Життєдавче, Христе Боже наш, слава Тобі.</w:t>
+      </w:r>
+    </w:p>
+    <w:p>
+      <w:pPr>
+        <w:spacing w:after="120"/>
+        <w:jc w:val="both"/>
+        <w:rPr>
+          <w:rFonts w:ascii="Times New Roman" w:eastAsia="Times New Roman" w:hAnsi="Times New Roman" w:cs="Times New Roman"/>
+          <w:b/>
+          <w:color w:val="FF0000"/>
+          <w:sz w:val="24"/>
+          <w:szCs w:val="24"/>
+          <w:highlight w:val="white"/>
+        </w:rPr>
+      </w:pPr>
+      <w:r>
+        <w:rPr>
+          <w:rFonts w:ascii="Times New Roman" w:eastAsia="Times New Roman" w:hAnsi="Times New Roman" w:cs="Times New Roman"/>
+          <w:i/>
+          <w:iCs/>
+          <w:color w:val="FF4400"/>
+          <w:sz w:val="24"/>
+          <w:szCs w:val="24"/>
+          <w:lang w:eastAsia="en-US"/>
+        </w:rPr>
+        <w:t xml:space="preserve">Кондак Тріоді (г. 3): </w:t>
+      </w:r>
+      <w:r>
+        <w:rPr>
+          <w:rFonts w:ascii="Times New Roman" w:eastAsia="Times New Roman" w:hAnsi="Times New Roman" w:cs="Times New Roman"/>
+          <w:color w:val="333333"/>
+          <w:sz w:val="24"/>
+          <w:szCs w:val="24"/>
+          <w:lang w:eastAsia="en-US"/>
+        </w:rPr>
+        <w:t>Від батьківської слави Твоєї я віддалився безумно, * у злому я розтратив багатство, яке передав Ти мені. * Тому Тобі блудного голос приношу: * Согрішив я перед Тобою, Отче щедрий, прийми мене – каюся, * і вчини мене, як одного з наємників Твоїх.</w:t>
+      </w:r>
+    </w:p>
+    <w:p>
+      <w:pPr>
+        <w:pStyle w:val="Heading2"/>
+        <w:rPr>
+          <w:rFonts w:ascii="Times New Roman" w:eastAsia="Times New Roman" w:hAnsi="Times New Roman" w:cs="Times New Roman"/>
+          <w:color w:val="FF0000"/>
+          <w:sz w:val="24"/>
+          <w:szCs w:val="24"/>
+          <w:highlight w:val="white"/>
+        </w:rPr>
+      </w:pPr>
+      <w:r>
+        <w:rPr>
+          <w:rFonts w:ascii="Times New Roman" w:eastAsia="Times New Roman" w:hAnsi="Times New Roman" w:cs="Times New Roman"/>
+          <w:color w:val="FF0000"/>
+          <w:sz w:val="24"/>
+          <w:szCs w:val="24"/>
+          <w:highlight w:val="white"/>
+        </w:rPr>
+        <w:t>29</w:t>
+      </w:r>
+      <w:r>
+        <w:rPr>
+          <w:rFonts w:ascii="Times New Roman" w:eastAsia="Times New Roman" w:hAnsi="Times New Roman" w:cs="Times New Roman"/>
+          <w:color w:val="FF0000"/>
+          <w:sz w:val="24"/>
+          <w:szCs w:val="24"/>
+          <w:highlight w:val="white"/>
+        </w:rPr>
+        <w:t xml:space="preserve"> </w:t>
+      </w:r>
+      <w:r>
+        <w:rPr>
+          <w:rFonts w:ascii="Times New Roman" w:eastAsia="Times New Roman" w:hAnsi="Times New Roman" w:cs="Times New Roman"/>
+          <w:color w:val="FF0000"/>
+          <w:sz w:val="24"/>
+          <w:szCs w:val="24"/>
+          <w:highlight w:val="white"/>
+        </w:rPr>
+        <w:t>січня</w:t>
+      </w:r>
+      <w:r>
+        <w:rPr>
+          <w:rFonts w:ascii="Times New Roman" w:eastAsia="Times New Roman" w:hAnsi="Times New Roman" w:cs="Times New Roman"/>
+          <w:color w:val="FF0000"/>
+          <w:sz w:val="24"/>
+          <w:szCs w:val="24"/>
+          <w:highlight w:val="white"/>
+        </w:rPr>
+        <w:t>: Перенесення мощів св. свщмч. Ігнатія Богоносця.</w:t>
+      </w:r>
+    </w:p>
+    <w:p>
+      <w:pPr>
+        <w:spacing w:after="120"/>
+        <w:jc w:val="both"/>
+        <w:rPr>
+          <w:rFonts w:ascii="Times New Roman" w:eastAsia="Times New Roman" w:hAnsi="Times New Roman" w:cs="Times New Roman"/>
+          <w:sz w:val="24"/>
+          <w:szCs w:val="24"/>
+        </w:rPr>
+      </w:pPr>
+      <w:bookmarkStart w:id="18" w:name="_heading=h.1ci93xb" w:colFirst="0" w:colLast="0"/>
+      <w:bookmarkEnd w:id="18"/>
+      <w:r>
+        <w:rPr>
+          <w:rFonts w:ascii="Times New Roman" w:eastAsia="Times New Roman" w:hAnsi="Times New Roman" w:cs="Times New Roman"/>
+          <w:i/>
+          <w:color w:val="FF0000"/>
+          <w:sz w:val="24"/>
+          <w:szCs w:val="24"/>
+        </w:rPr>
+        <w:t>Тропар (г. 4):</w:t>
+      </w:r>
+      <w:r>
+        <w:rPr>
+          <w:rFonts w:ascii="Times New Roman" w:eastAsia="Times New Roman" w:hAnsi="Times New Roman" w:cs="Times New Roman"/>
+          <w:sz w:val="24"/>
+          <w:szCs w:val="24"/>
+        </w:rPr>
+        <w:t xml:space="preserve"> Як дар освячений Богові себе принісши,* поспішив ти бути з’їджений звірами,* тому праведний вінець, о Ігнатіє, з небес прийнявши від Бога,* спасай почитаючих тебе як святителя Христового* і учителя, і мучеників співстрадника.</w:t>
+      </w:r>
+    </w:p>
+    <w:p>
+      <w:pPr>
+        <w:spacing w:after="120"/>
+        <w:jc w:val="both"/>
+        <w:rPr>
+          <w:rFonts w:ascii="Times New Roman" w:eastAsia="Times New Roman" w:hAnsi="Times New Roman" w:cs="Times New Roman"/>
+          <w:sz w:val="24"/>
+          <w:szCs w:val="24"/>
+        </w:rPr>
+      </w:pPr>
+      <w:bookmarkStart w:id="19" w:name="_heading=h.3whwml4" w:colFirst="0" w:colLast="0"/>
+      <w:bookmarkEnd w:id="19"/>
+      <w:r>
+        <w:rPr>
+          <w:rFonts w:ascii="Times New Roman" w:eastAsia="Times New Roman" w:hAnsi="Times New Roman" w:cs="Times New Roman"/>
+          <w:i/>
+          <w:color w:val="FF0000"/>
+          <w:sz w:val="24"/>
+          <w:szCs w:val="24"/>
+        </w:rPr>
+        <w:t>Кондак (г. 4):</w:t>
+      </w:r>
+      <w:r>
+        <w:rPr>
+          <w:rFonts w:ascii="Times New Roman" w:eastAsia="Times New Roman" w:hAnsi="Times New Roman" w:cs="Times New Roman"/>
+          <w:sz w:val="24"/>
+          <w:szCs w:val="24"/>
+        </w:rPr>
+        <w:t xml:space="preserve"> Днесь від сходу возсіявший* і все творіння навчаннями просвітивший,* мучеництвом украсився богоносний і божественний Ігнатій.</w:t>
+      </w:r>
+    </w:p>
+    <w:p>
+      <w:pPr>
+        <w:spacing w:after="120"/>
+        <w:jc w:val="both"/>
+        <w:rPr>
+          <w:rFonts w:ascii="Times New Roman" w:eastAsia="Times New Roman" w:hAnsi="Times New Roman" w:cs="Times New Roman"/>
+          <w:b/>
+          <w:color w:val="FF0000"/>
+          <w:sz w:val="24"/>
+          <w:szCs w:val="24"/>
+          <w:highlight w:val="white"/>
+        </w:rPr>
+      </w:pPr>
+    </w:p>
+    <w:p>
+      <w:pPr>
+        <w:pStyle w:val="Heading2"/>
+        <w:rPr>
+          <w:rFonts w:ascii="Times New Roman" w:eastAsia="Times New Roman" w:hAnsi="Times New Roman" w:cs="Times New Roman"/>
+          <w:color w:val="FF0000"/>
+          <w:sz w:val="24"/>
+          <w:szCs w:val="24"/>
+          <w:highlight w:val="white"/>
+        </w:rPr>
+      </w:pPr>
+      <w:r>
+        <w:rPr>
+          <w:rFonts w:ascii="Times New Roman" w:eastAsia="Times New Roman" w:hAnsi="Times New Roman" w:cs="Times New Roman"/>
+          <w:color w:val="FF0000"/>
+          <w:sz w:val="24"/>
+          <w:szCs w:val="24"/>
+          <w:highlight w:val="white"/>
+        </w:rPr>
+        <w:lastRenderedPageBreak/>
+        <w:t>30</w:t>
+      </w:r>
+      <w:r>
+        <w:rPr>
+          <w:rFonts w:ascii="Times New Roman" w:eastAsia="Times New Roman" w:hAnsi="Times New Roman" w:cs="Times New Roman"/>
+          <w:color w:val="FF0000"/>
+          <w:sz w:val="24"/>
+          <w:szCs w:val="24"/>
+          <w:highlight w:val="white"/>
+        </w:rPr>
+        <w:t xml:space="preserve"> </w:t>
+      </w:r>
+      <w:r>
+        <w:rPr>
+          <w:rFonts w:ascii="Times New Roman" w:eastAsia="Times New Roman" w:hAnsi="Times New Roman" w:cs="Times New Roman"/>
+          <w:color w:val="FF0000"/>
+          <w:sz w:val="24"/>
+          <w:szCs w:val="24"/>
+          <w:highlight w:val="white"/>
+        </w:rPr>
+        <w:t>січня</w:t>
+      </w:r>
+    </w:p>
+    <w:p>
+      <w:pPr>
         <w:pStyle w:val="Heading3"/>
         <w:rPr>
           <w:rFonts w:ascii="Times New Roman" w:eastAsia="Times New Roman" w:hAnsi="Times New Roman" w:cs="Times New Roman"/>
@@ -3949,63 +5011,52 @@
           <w:szCs w:val="24"/>
           <w:highlight w:val="white"/>
         </w:rPr>
-        <w:t>Свв. мчч. Євгенія, Кандида, Валеріяна й Акили.</w:t>
-      </w:r>
-    </w:p>
-    <w:p>
-      <w:pPr>
-        <w:spacing w:after="120"/>
-        <w:jc w:val="both"/>
-        <w:rPr>
-          <w:rFonts w:ascii="Times New Roman" w:eastAsia="Times New Roman" w:hAnsi="Times New Roman" w:cs="Times New Roman"/>
-          <w:i/>
-          <w:color w:val="FF0000"/>
-          <w:sz w:val="24"/>
-          <w:szCs w:val="24"/>
-        </w:rPr>
-      </w:pPr>
-      <w:r>
-        <w:rPr>
-          <w:rFonts w:ascii="Times New Roman" w:eastAsia="Times New Roman" w:hAnsi="Times New Roman" w:cs="Times New Roman"/>
-          <w:i/>
-          <w:color w:val="FF0000"/>
-          <w:sz w:val="24"/>
-          <w:szCs w:val="24"/>
-        </w:rPr>
-        <w:t xml:space="preserve">Тропар (г. 4): </w:t>
-      </w:r>
-      <w:r>
-        <w:rPr>
-          <w:rFonts w:ascii="Times New Roman" w:eastAsia="Times New Roman" w:hAnsi="Times New Roman" w:cs="Times New Roman"/>
-          <w:sz w:val="24"/>
-          <w:szCs w:val="24"/>
-        </w:rPr>
-        <w:t>Днесь церква піснями прикрашається* і вселенна сяє чудами.* Бо священна четвірка мужньо омані протистала* і Христа вірно ісповідала.* Просіть відпущення прогрішень тим, які вихваляють вашу пам'ять, святії</w:t>
-      </w:r>
-      <w:r>
-        <w:rPr>
-          <w:rFonts w:ascii="Times New Roman" w:eastAsia="Times New Roman" w:hAnsi="Times New Roman" w:cs="Times New Roman"/>
-          <w:i/>
-          <w:color w:val="FF0000"/>
-          <w:sz w:val="24"/>
-          <w:szCs w:val="24"/>
-        </w:rPr>
-        <w:t>.</w:t>
-      </w:r>
-    </w:p>
-    <w:p>
-      <w:pPr>
-        <w:spacing w:after="120"/>
-        <w:jc w:val="both"/>
-        <w:rPr>
-          <w:rFonts w:ascii="Times New Roman" w:eastAsia="Times New Roman" w:hAnsi="Times New Roman" w:cs="Times New Roman"/>
-          <w:i/>
-          <w:color w:val="333333"/>
-          <w:sz w:val="24"/>
-          <w:szCs w:val="24"/>
-          <w:highlight w:val="white"/>
-        </w:rPr>
-      </w:pPr>
+        <w:t>Свв. трьох святителів, великих архиєреїв, Василія Великого, Григорія Богослова та Йоана Золотоустого.</w:t>
+      </w:r>
+    </w:p>
+    <w:p>
+      <w:pPr>
+        <w:spacing w:after="120"/>
+        <w:jc w:val="both"/>
+        <w:rPr>
+          <w:rFonts w:ascii="Times New Roman" w:eastAsia="Times New Roman" w:hAnsi="Times New Roman" w:cs="Times New Roman"/>
+          <w:sz w:val="24"/>
+          <w:szCs w:val="24"/>
+        </w:rPr>
+      </w:pPr>
+      <w:bookmarkStart w:id="20" w:name="_heading=h.2bn6wsx" w:colFirst="0" w:colLast="0"/>
+      <w:bookmarkEnd w:id="20"/>
+      <w:r>
+        <w:rPr>
+          <w:rFonts w:ascii="Times New Roman" w:eastAsia="Times New Roman" w:hAnsi="Times New Roman" w:cs="Times New Roman"/>
+          <w:i/>
+          <w:color w:val="FF0000"/>
+          <w:sz w:val="24"/>
+          <w:szCs w:val="24"/>
+        </w:rPr>
+        <w:t>Тропар (г. 4):</w:t>
+      </w:r>
+      <w:r>
+        <w:rPr>
+          <w:rFonts w:ascii="Times New Roman" w:eastAsia="Times New Roman" w:hAnsi="Times New Roman" w:cs="Times New Roman"/>
+          <w:sz w:val="24"/>
+          <w:szCs w:val="24"/>
+        </w:rPr>
+        <w:t xml:space="preserve"> До апостолів подібні і вселенної вчителі,* Владику всіх моліте,* щоб мир вселенній дарував* і душам нашим велику милість.</w:t>
+      </w:r>
+    </w:p>
+    <w:p>
+      <w:pPr>
+        <w:spacing w:after="120"/>
+        <w:jc w:val="both"/>
+        <w:rPr>
+          <w:rFonts w:ascii="Times New Roman" w:eastAsia="Times New Roman" w:hAnsi="Times New Roman" w:cs="Times New Roman"/>
+          <w:sz w:val="24"/>
+          <w:szCs w:val="24"/>
+        </w:rPr>
+      </w:pPr>
+      <w:bookmarkStart w:id="21" w:name="_heading=h.qsh70q" w:colFirst="0" w:colLast="0"/>
+      <w:bookmarkEnd w:id="21"/>
       <w:r>
         <w:rPr>
           <w:rFonts w:ascii="Times New Roman" w:eastAsia="Times New Roman" w:hAnsi="Times New Roman" w:cs="Times New Roman"/>
@@ -4022,7 +5073,7 @@
           <w:sz w:val="24"/>
           <w:szCs w:val="24"/>
         </w:rPr>
-        <w:t>Благочестивих та богоносних мучеників,* земне все покинувши, зійшовшись восхвалімо,* як світлих зірок Євгенія, Кандида, Валеріана,* а з ними разом і Акилу увінчаймо,* почитаючи четвероскладний хор</w:t>
+        <w:t>Священних і боговісних проповідників,* найвищих учителів, Господи, прийняв Ти в насолоду дібр Твоїх і упокій,* труди бо їх і смерть прийняв Ти вище всяких плодів,* єдиний, що прославляєш святих Твоїх.</w:t>
       </w:r>
     </w:p>
     <w:p>
@@ -4041,6 +5092,86 @@
     </w:p>
     <w:p>
       <w:pPr>
+        <w:pStyle w:val="Heading3"/>
+        <w:rPr>
+          <w:rFonts w:ascii="Times New Roman" w:eastAsia="Times New Roman" w:hAnsi="Times New Roman" w:cs="Times New Roman"/>
+          <w:color w:val="FF0000"/>
+          <w:sz w:val="24"/>
+          <w:szCs w:val="24"/>
+          <w:highlight w:val="white"/>
+        </w:rPr>
+      </w:pPr>
+      <w:r>
+        <w:rPr>
+          <w:rFonts w:ascii="Times New Roman" w:eastAsia="Times New Roman" w:hAnsi="Times New Roman" w:cs="Times New Roman"/>
+          <w:color w:val="FF0000"/>
+          <w:sz w:val="24"/>
+          <w:szCs w:val="24"/>
+          <w:highlight w:val="white"/>
+        </w:rPr>
+        <w:t>Св. свщмч. Іполита.</w:t>
+      </w:r>
+    </w:p>
+    <w:p>
+      <w:pPr>
+        <w:spacing w:after="120"/>
+        <w:jc w:val="both"/>
+        <w:rPr>
+          <w:rFonts w:ascii="Times New Roman" w:eastAsia="Times New Roman" w:hAnsi="Times New Roman" w:cs="Times New Roman"/>
+          <w:sz w:val="24"/>
+          <w:szCs w:val="24"/>
+        </w:rPr>
+      </w:pPr>
+      <w:r>
+        <w:rPr>
+          <w:rFonts w:ascii="Times New Roman" w:eastAsia="Times New Roman" w:hAnsi="Times New Roman" w:cs="Times New Roman"/>
+          <w:i/>
+          <w:color w:val="FF0000"/>
+          <w:sz w:val="24"/>
+          <w:szCs w:val="24"/>
+        </w:rPr>
+        <w:t>Тропар (г. 2):</w:t>
+      </w:r>
+      <w:r>
+        <w:rPr>
+          <w:rFonts w:ascii="Times New Roman" w:eastAsia="Times New Roman" w:hAnsi="Times New Roman" w:cs="Times New Roman"/>
+          <w:sz w:val="24"/>
+          <w:szCs w:val="24"/>
+        </w:rPr>
+        <w:t xml:space="preserve"> I обичаїв апостолів причасником і їх намісником стався Ти,* знайшов Ти шлях, богонатхненний, як дійти до видіння.* Задля того слово істини справляючи,* і задля віри пострадав Ти аж до крови, священномученику Іполите, моли Христа Бога, щоб спаслися душі наші.</w:t>
+      </w:r>
+    </w:p>
+    <w:p>
+      <w:pPr>
+        <w:spacing w:after="120"/>
+        <w:jc w:val="both"/>
+        <w:rPr>
+          <w:rFonts w:ascii="Times New Roman" w:eastAsia="Times New Roman" w:hAnsi="Times New Roman" w:cs="Times New Roman"/>
+          <w:sz w:val="24"/>
+          <w:szCs w:val="24"/>
+        </w:rPr>
+      </w:pPr>
+      <w:r>
+        <w:rPr>
+          <w:rFonts w:ascii="Times New Roman" w:eastAsia="Times New Roman" w:hAnsi="Times New Roman" w:cs="Times New Roman"/>
+          <w:i/>
+          <w:color w:val="FF0000"/>
+          <w:sz w:val="24"/>
+          <w:szCs w:val="24"/>
+        </w:rPr>
+        <w:t>Кондак (г. 1):</w:t>
+      </w:r>
+      <w:r>
+        <w:rPr>
+          <w:rFonts w:ascii="Times New Roman" w:eastAsia="Times New Roman" w:hAnsi="Times New Roman" w:cs="Times New Roman"/>
+          <w:sz w:val="24"/>
+          <w:szCs w:val="24"/>
+        </w:rPr>
+        <w:t xml:space="preserve"> Світильником вічносяйним явився ти світові,* просвіщаючи помисли вірних блискавками божественних слів твоїх, святителю Іполите,* тому священну і божественну пам’ять твою* всі радісно звершуємо* і вірно почитаємо.</w:t>
+      </w:r>
+    </w:p>
+    <w:p>
+      <w:pPr>
         <w:pStyle w:val="Heading2"/>
         <w:rPr>
           <w:rFonts w:ascii="Times New Roman" w:eastAsia="Times New Roman" w:hAnsi="Times New Roman" w:cs="Times New Roman"/>
@@ -4058,1359 +5189,6 @@
           <w:szCs w:val="24"/>
           <w:highlight w:val="white"/>
         </w:rPr>
-        <w:t>22</w:t>
-      </w:r>
-      <w:r>
-        <w:rPr>
-          <w:rFonts w:ascii="Times New Roman" w:eastAsia="Times New Roman" w:hAnsi="Times New Roman" w:cs="Times New Roman"/>
-          <w:color w:val="FF0000"/>
-          <w:sz w:val="24"/>
-          <w:szCs w:val="24"/>
-          <w:highlight w:val="white"/>
-        </w:rPr>
-        <w:t xml:space="preserve"> </w:t>
-      </w:r>
-      <w:r>
-        <w:rPr>
-          <w:rFonts w:ascii="Times New Roman" w:eastAsia="Times New Roman" w:hAnsi="Times New Roman" w:cs="Times New Roman"/>
-          <w:color w:val="FF0000"/>
-          <w:sz w:val="24"/>
-          <w:szCs w:val="24"/>
-          <w:highlight w:val="white"/>
-        </w:rPr>
-        <w:t>січня</w:t>
-      </w:r>
-    </w:p>
-    <w:p>
-      <w:pPr>
-        <w:pStyle w:val="Heading3"/>
-        <w:rPr>
-          <w:rFonts w:ascii="Times New Roman" w:eastAsia="Times New Roman" w:hAnsi="Times New Roman" w:cs="Times New Roman"/>
-          <w:color w:val="FF0000"/>
-          <w:sz w:val="24"/>
-          <w:szCs w:val="24"/>
-          <w:highlight w:val="white"/>
-        </w:rPr>
-      </w:pPr>
-      <w:r>
-        <w:rPr>
-          <w:rFonts w:ascii="Times New Roman" w:eastAsia="Times New Roman" w:hAnsi="Times New Roman" w:cs="Times New Roman"/>
-          <w:color w:val="FF0000"/>
-          <w:sz w:val="24"/>
-          <w:szCs w:val="24"/>
-          <w:highlight w:val="white"/>
-        </w:rPr>
-        <w:t xml:space="preserve">Св. ап. Тимотея. </w:t>
-      </w:r>
-    </w:p>
-    <w:p>
-      <w:pPr>
-        <w:spacing w:after="120"/>
-        <w:jc w:val="both"/>
-        <w:rPr>
-          <w:rFonts w:ascii="Times New Roman" w:eastAsia="Times New Roman" w:hAnsi="Times New Roman" w:cs="Times New Roman"/>
-          <w:sz w:val="24"/>
-          <w:szCs w:val="24"/>
-        </w:rPr>
-      </w:pPr>
-      <w:bookmarkStart w:id="8" w:name="_heading=h.2s8eyo1" w:colFirst="0" w:colLast="0"/>
-      <w:bookmarkEnd w:id="8"/>
-      <w:r>
-        <w:rPr>
-          <w:rFonts w:ascii="Times New Roman" w:eastAsia="Times New Roman" w:hAnsi="Times New Roman" w:cs="Times New Roman"/>
-          <w:i/>
-          <w:color w:val="FF0000"/>
-          <w:sz w:val="24"/>
-          <w:szCs w:val="24"/>
-        </w:rPr>
-        <w:t>Тропар (г. 4):</w:t>
-      </w:r>
-      <w:r>
-        <w:rPr>
-          <w:rFonts w:ascii="Times New Roman" w:eastAsia="Times New Roman" w:hAnsi="Times New Roman" w:cs="Times New Roman"/>
-          <w:sz w:val="24"/>
-          <w:szCs w:val="24"/>
-        </w:rPr>
-        <w:t xml:space="preserve"> Благости навчився ти* і чуваючи у всьому благим сумлінням, священновгодно зодягнувся ти,* зачерпнув ти з посуду вибраного невимовне і віру зберіг,* біг сталий звершив ти, священномученику Тимотеє,* моли Христа Бога, щоб спаслися душі наші.</w:t>
-      </w:r>
-    </w:p>
-    <w:p>
-      <w:pPr>
-        <w:spacing w:after="120"/>
-        <w:jc w:val="both"/>
-        <w:rPr>
-          <w:rFonts w:ascii="Times New Roman" w:eastAsia="Times New Roman" w:hAnsi="Times New Roman" w:cs="Times New Roman"/>
-          <w:sz w:val="24"/>
-          <w:szCs w:val="24"/>
-        </w:rPr>
-      </w:pPr>
-      <w:bookmarkStart w:id="9" w:name="_heading=h.17dp8vu" w:colFirst="0" w:colLast="0"/>
-      <w:bookmarkEnd w:id="9"/>
-      <w:r>
-        <w:rPr>
-          <w:rFonts w:ascii="Times New Roman" w:eastAsia="Times New Roman" w:hAnsi="Times New Roman" w:cs="Times New Roman"/>
-          <w:i/>
-          <w:color w:val="FF0000"/>
-          <w:sz w:val="24"/>
-          <w:szCs w:val="24"/>
-        </w:rPr>
-        <w:t>Кондак (г. 8):</w:t>
-      </w:r>
-      <w:r>
-        <w:rPr>
-          <w:rFonts w:ascii="Times New Roman" w:eastAsia="Times New Roman" w:hAnsi="Times New Roman" w:cs="Times New Roman"/>
-          <w:sz w:val="24"/>
-          <w:szCs w:val="24"/>
-        </w:rPr>
-        <w:t xml:space="preserve"> Божественного ученика і супутника Павлового, Тимотея,* вірні прославмо піснями,* з ним почитаючи мудрого Анастасія,* із Персії возсіявшого як зоря* і відганяючого душевні пристрасті наші* і недуги тілесні.</w:t>
-      </w:r>
-    </w:p>
-    <w:p>
-      <w:pPr>
-        <w:spacing w:after="120"/>
-        <w:jc w:val="both"/>
-        <w:rPr>
-          <w:rFonts w:ascii="Times New Roman" w:eastAsia="Times New Roman" w:hAnsi="Times New Roman" w:cs="Times New Roman"/>
-          <w:b/>
-          <w:color w:val="FF0000"/>
-          <w:sz w:val="24"/>
-          <w:szCs w:val="24"/>
-          <w:highlight w:val="white"/>
-        </w:rPr>
-      </w:pPr>
-    </w:p>
-    <w:p>
-      <w:pPr>
-        <w:pStyle w:val="Heading3"/>
-        <w:rPr>
-          <w:rFonts w:ascii="Times New Roman" w:eastAsia="Times New Roman" w:hAnsi="Times New Roman" w:cs="Times New Roman"/>
-          <w:color w:val="FF0000"/>
-          <w:sz w:val="24"/>
-          <w:szCs w:val="24"/>
-          <w:highlight w:val="white"/>
-        </w:rPr>
-      </w:pPr>
-      <w:r>
-        <w:rPr>
-          <w:rFonts w:ascii="Times New Roman" w:eastAsia="Times New Roman" w:hAnsi="Times New Roman" w:cs="Times New Roman"/>
-          <w:color w:val="FF0000"/>
-          <w:sz w:val="24"/>
-          <w:szCs w:val="24"/>
-          <w:highlight w:val="white"/>
-        </w:rPr>
-        <w:t>Св. прпмч. Анастасія</w:t>
-      </w:r>
-    </w:p>
-    <w:p>
-      <w:pPr>
-        <w:spacing w:after="120"/>
-        <w:jc w:val="both"/>
-        <w:rPr>
-          <w:rFonts w:ascii="Times New Roman" w:eastAsia="Times New Roman" w:hAnsi="Times New Roman" w:cs="Times New Roman"/>
-          <w:sz w:val="24"/>
-          <w:szCs w:val="24"/>
-        </w:rPr>
-      </w:pPr>
-      <w:bookmarkStart w:id="10" w:name="_heading=h.3rdcrjn" w:colFirst="0" w:colLast="0"/>
-      <w:bookmarkEnd w:id="10"/>
-      <w:r>
-        <w:rPr>
-          <w:rFonts w:ascii="Times New Roman" w:eastAsia="Times New Roman" w:hAnsi="Times New Roman" w:cs="Times New Roman"/>
-          <w:i/>
-          <w:color w:val="FF0000"/>
-          <w:sz w:val="24"/>
-          <w:szCs w:val="24"/>
-        </w:rPr>
-        <w:t>Тропар (г. 4):</w:t>
-      </w:r>
-      <w:r>
-        <w:rPr>
-          <w:rFonts w:ascii="Times New Roman" w:eastAsia="Times New Roman" w:hAnsi="Times New Roman" w:cs="Times New Roman"/>
-          <w:sz w:val="24"/>
-          <w:szCs w:val="24"/>
-        </w:rPr>
-        <w:t xml:space="preserve"> Мученик Твій, Господи, Анастасій,* у страданнях своїх прийняв вінець нетлінний від Тебе, Бога нашого,* мавши бо кріпость Твою, він мучителів подолав,* сокрушив і демонів зухвальства безсильні.* Його молитвами спаси душі наші.</w:t>
-      </w:r>
-    </w:p>
-    <w:p>
-      <w:pPr>
-        <w:spacing w:after="120"/>
-        <w:jc w:val="both"/>
-        <w:rPr>
-          <w:rFonts w:ascii="Times New Roman" w:eastAsia="Times New Roman" w:hAnsi="Times New Roman" w:cs="Times New Roman"/>
-          <w:sz w:val="24"/>
-          <w:szCs w:val="24"/>
-        </w:rPr>
-      </w:pPr>
-      <w:bookmarkStart w:id="11" w:name="_heading=h.26in1rg" w:colFirst="0" w:colLast="0"/>
-      <w:bookmarkEnd w:id="11"/>
-      <w:r>
-        <w:rPr>
-          <w:rFonts w:ascii="Times New Roman" w:eastAsia="Times New Roman" w:hAnsi="Times New Roman" w:cs="Times New Roman"/>
-          <w:i/>
-          <w:color w:val="FF0000"/>
-          <w:sz w:val="24"/>
-          <w:szCs w:val="24"/>
-        </w:rPr>
-        <w:t>Кондак (г. 8):</w:t>
-      </w:r>
-      <w:r>
-        <w:rPr>
-          <w:rFonts w:ascii="Times New Roman" w:eastAsia="Times New Roman" w:hAnsi="Times New Roman" w:cs="Times New Roman"/>
-          <w:sz w:val="24"/>
-          <w:szCs w:val="24"/>
-        </w:rPr>
-        <w:t xml:space="preserve"> Божественного ученика і супутника Павлового, Тимотея,* вірні прославмо піснями,* з ним почитаючи мудрого Анастасія,* із Персії возсіявшого як зоря* і відганяючого душевні пристрасті наші* і недуги тілесні.</w:t>
-      </w:r>
-    </w:p>
-    <w:p>
-      <w:pPr>
-        <w:spacing w:after="120"/>
-        <w:jc w:val="both"/>
-        <w:rPr>
-          <w:rFonts w:ascii="Times New Roman" w:eastAsia="Times New Roman" w:hAnsi="Times New Roman" w:cs="Times New Roman"/>
-          <w:b/>
-          <w:color w:val="FF0000"/>
-          <w:sz w:val="24"/>
-          <w:szCs w:val="24"/>
-          <w:highlight w:val="white"/>
-        </w:rPr>
-      </w:pPr>
-    </w:p>
-    <w:p>
-      <w:pPr>
-        <w:pStyle w:val="Heading2"/>
-        <w:rPr>
-          <w:rFonts w:ascii="Times New Roman" w:eastAsia="Times New Roman" w:hAnsi="Times New Roman" w:cs="Times New Roman"/>
-          <w:color w:val="FF0000"/>
-          <w:sz w:val="24"/>
-          <w:szCs w:val="24"/>
-          <w:highlight w:val="white"/>
-        </w:rPr>
-      </w:pPr>
-      <w:r>
-        <w:rPr>
-          <w:rFonts w:ascii="Times New Roman" w:eastAsia="Times New Roman" w:hAnsi="Times New Roman" w:cs="Times New Roman"/>
-          <w:color w:val="FF0000"/>
-          <w:sz w:val="24"/>
-          <w:szCs w:val="24"/>
-          <w:highlight w:val="white"/>
-        </w:rPr>
-        <w:lastRenderedPageBreak/>
-        <w:t>23</w:t>
-      </w:r>
-      <w:r>
-        <w:rPr>
-          <w:rFonts w:ascii="Times New Roman" w:eastAsia="Times New Roman" w:hAnsi="Times New Roman" w:cs="Times New Roman"/>
-          <w:color w:val="FF0000"/>
-          <w:sz w:val="24"/>
-          <w:szCs w:val="24"/>
-          <w:highlight w:val="white"/>
-        </w:rPr>
-        <w:t xml:space="preserve"> </w:t>
-      </w:r>
-      <w:r>
-        <w:rPr>
-          <w:rFonts w:ascii="Times New Roman" w:eastAsia="Times New Roman" w:hAnsi="Times New Roman" w:cs="Times New Roman"/>
-          <w:color w:val="FF0000"/>
-          <w:sz w:val="24"/>
-          <w:szCs w:val="24"/>
-          <w:highlight w:val="white"/>
-        </w:rPr>
-        <w:t>січня</w:t>
-      </w:r>
-      <w:r>
-        <w:rPr>
-          <w:rFonts w:ascii="Times New Roman" w:eastAsia="Times New Roman" w:hAnsi="Times New Roman" w:cs="Times New Roman"/>
-          <w:color w:val="FF0000"/>
-          <w:sz w:val="24"/>
-          <w:szCs w:val="24"/>
-          <w:highlight w:val="white"/>
-        </w:rPr>
-        <w:t>: Св. свщмч. Климента, єп. Анкирського. Св. мч. Агатангела.</w:t>
-      </w:r>
-    </w:p>
-    <w:p>
-      <w:pPr>
-        <w:spacing w:after="120"/>
-        <w:jc w:val="both"/>
-        <w:rPr>
-          <w:rFonts w:ascii="Times New Roman" w:eastAsia="Times New Roman" w:hAnsi="Times New Roman" w:cs="Times New Roman"/>
-          <w:sz w:val="24"/>
-          <w:szCs w:val="24"/>
-        </w:rPr>
-      </w:pPr>
-      <w:bookmarkStart w:id="12" w:name="_heading=h.lnxbz9" w:colFirst="0" w:colLast="0"/>
-      <w:bookmarkEnd w:id="12"/>
-      <w:r>
-        <w:rPr>
-          <w:rFonts w:ascii="Times New Roman" w:eastAsia="Times New Roman" w:hAnsi="Times New Roman" w:cs="Times New Roman"/>
-          <w:i/>
-          <w:color w:val="FF0000"/>
-          <w:sz w:val="24"/>
-          <w:szCs w:val="24"/>
-        </w:rPr>
-        <w:t>Тропар (г. 4):</w:t>
-      </w:r>
-      <w:r>
-        <w:rPr>
-          <w:rFonts w:ascii="Times New Roman" w:eastAsia="Times New Roman" w:hAnsi="Times New Roman" w:cs="Times New Roman"/>
-          <w:sz w:val="24"/>
-          <w:szCs w:val="24"/>
-        </w:rPr>
-        <w:t xml:space="preserve"> Лоза преподобності і пагін страдництва,* цвіт священніший і плід благодатний вірним,* всесвященний, вічноквітучим дарований був ти.* То ж як співстрадник мучеників і співпрестольник священноначальників,* моли Христа, щоб спаслися душі наші.</w:t>
-      </w:r>
-    </w:p>
-    <w:p>
-      <w:pPr>
-        <w:spacing w:after="120"/>
-        <w:jc w:val="both"/>
-        <w:rPr>
-          <w:rFonts w:ascii="Times New Roman" w:eastAsia="Times New Roman" w:hAnsi="Times New Roman" w:cs="Times New Roman"/>
-          <w:sz w:val="24"/>
-          <w:szCs w:val="24"/>
-        </w:rPr>
-      </w:pPr>
-      <w:bookmarkStart w:id="13" w:name="_heading=h.35nkun2" w:colFirst="0" w:colLast="0"/>
-      <w:bookmarkEnd w:id="13"/>
-      <w:r>
-        <w:rPr>
-          <w:rFonts w:ascii="Times New Roman" w:eastAsia="Times New Roman" w:hAnsi="Times New Roman" w:cs="Times New Roman"/>
-          <w:i/>
-          <w:color w:val="FF0000"/>
-          <w:sz w:val="24"/>
-          <w:szCs w:val="24"/>
-        </w:rPr>
-        <w:t>Кондак (г. 4):</w:t>
-      </w:r>
-      <w:r>
-        <w:rPr>
-          <w:rFonts w:ascii="Times New Roman" w:eastAsia="Times New Roman" w:hAnsi="Times New Roman" w:cs="Times New Roman"/>
-          <w:sz w:val="24"/>
-          <w:szCs w:val="24"/>
-        </w:rPr>
-        <w:t xml:space="preserve"> Лози чесної був ти пагоном Христовим,* многостраждальний Клименте * всехвальний явившись із страждальцями ж взивав ти:* Ти, Христе – мучеників радість світла.</w:t>
-      </w:r>
-    </w:p>
-    <w:p>
-      <w:pPr>
-        <w:spacing w:after="120"/>
-        <w:jc w:val="both"/>
-        <w:rPr>
-          <w:rFonts w:ascii="Times New Roman" w:eastAsia="Times New Roman" w:hAnsi="Times New Roman" w:cs="Times New Roman"/>
-          <w:b/>
-          <w:color w:val="FF0000"/>
-          <w:sz w:val="24"/>
-          <w:szCs w:val="24"/>
-          <w:highlight w:val="white"/>
-        </w:rPr>
-      </w:pPr>
-    </w:p>
-    <w:p>
-      <w:pPr>
-        <w:pStyle w:val="Heading2"/>
-        <w:rPr>
-          <w:rFonts w:ascii="Times New Roman" w:eastAsia="Times New Roman" w:hAnsi="Times New Roman" w:cs="Times New Roman"/>
-          <w:color w:val="FF0000"/>
-          <w:sz w:val="24"/>
-          <w:szCs w:val="24"/>
-          <w:highlight w:val="white"/>
-        </w:rPr>
-      </w:pPr>
-      <w:r>
-        <w:rPr>
-          <w:rFonts w:ascii="Times New Roman" w:eastAsia="Times New Roman" w:hAnsi="Times New Roman" w:cs="Times New Roman"/>
-          <w:color w:val="FF0000"/>
-          <w:sz w:val="24"/>
-          <w:szCs w:val="24"/>
-          <w:highlight w:val="white"/>
-        </w:rPr>
-        <w:t>24</w:t>
-      </w:r>
-      <w:r>
-        <w:rPr>
-          <w:rFonts w:ascii="Times New Roman" w:eastAsia="Times New Roman" w:hAnsi="Times New Roman" w:cs="Times New Roman"/>
-          <w:color w:val="FF0000"/>
-          <w:sz w:val="24"/>
-          <w:szCs w:val="24"/>
-          <w:highlight w:val="white"/>
-        </w:rPr>
-        <w:t xml:space="preserve"> </w:t>
-      </w:r>
-      <w:r>
-        <w:rPr>
-          <w:rFonts w:ascii="Times New Roman" w:eastAsia="Times New Roman" w:hAnsi="Times New Roman" w:cs="Times New Roman"/>
-          <w:color w:val="FF0000"/>
-          <w:sz w:val="24"/>
-          <w:szCs w:val="24"/>
-          <w:highlight w:val="white"/>
-        </w:rPr>
-        <w:t>січня</w:t>
-      </w:r>
-      <w:r>
-        <w:rPr>
-          <w:rFonts w:ascii="Times New Roman" w:eastAsia="Times New Roman" w:hAnsi="Times New Roman" w:cs="Times New Roman"/>
-          <w:color w:val="FF0000"/>
-          <w:sz w:val="24"/>
-          <w:szCs w:val="24"/>
-          <w:highlight w:val="white"/>
-        </w:rPr>
-        <w:t>: Прп. матері нашої Ксенії Римлянки.</w:t>
-      </w:r>
-    </w:p>
-    <w:p>
-      <w:pPr>
-        <w:spacing w:after="120"/>
-        <w:jc w:val="both"/>
-        <w:rPr>
-          <w:rFonts w:ascii="Times New Roman" w:eastAsia="Times New Roman" w:hAnsi="Times New Roman" w:cs="Times New Roman"/>
-          <w:sz w:val="24"/>
-          <w:szCs w:val="24"/>
-        </w:rPr>
-      </w:pPr>
-      <w:r>
-        <w:rPr>
-          <w:rFonts w:ascii="Times New Roman" w:eastAsia="Times New Roman" w:hAnsi="Times New Roman" w:cs="Times New Roman"/>
-          <w:i/>
-          <w:color w:val="FF0000"/>
-          <w:sz w:val="24"/>
-          <w:szCs w:val="24"/>
-        </w:rPr>
-        <w:t>Тропар (г. 8):</w:t>
-      </w:r>
-      <w:r>
-        <w:rPr>
-          <w:rFonts w:ascii="Times New Roman" w:eastAsia="Times New Roman" w:hAnsi="Times New Roman" w:cs="Times New Roman"/>
-          <w:sz w:val="24"/>
-          <w:szCs w:val="24"/>
-        </w:rPr>
-        <w:t xml:space="preserve"> В Тобі, мати, дбайливо зберігся образ,* бо, прийнявши хрест, Ти пішла слідом за Христом* і ділом навчала Ти погорджувати тілом, бо воно проминає,* а дбати про душу – єство безсмертне.* Тим-то з ангелами разом радується,* преподобна Ксеніє, дух твій.</w:t>
-      </w:r>
-    </w:p>
-    <w:p>
-      <w:pPr>
-        <w:spacing w:after="120"/>
-        <w:jc w:val="both"/>
-        <w:rPr>
-          <w:rFonts w:ascii="Times New Roman" w:eastAsia="Times New Roman" w:hAnsi="Times New Roman" w:cs="Times New Roman"/>
-          <w:sz w:val="24"/>
-          <w:szCs w:val="24"/>
-        </w:rPr>
-      </w:pPr>
-      <w:r>
-        <w:rPr>
-          <w:rFonts w:ascii="Times New Roman" w:eastAsia="Times New Roman" w:hAnsi="Times New Roman" w:cs="Times New Roman"/>
-          <w:i/>
-          <w:color w:val="FF0000"/>
-          <w:sz w:val="24"/>
-          <w:szCs w:val="24"/>
-        </w:rPr>
-        <w:t>Кондак (г. 2):</w:t>
-      </w:r>
-      <w:r>
-        <w:rPr>
-          <w:rFonts w:ascii="Times New Roman" w:eastAsia="Times New Roman" w:hAnsi="Times New Roman" w:cs="Times New Roman"/>
-          <w:sz w:val="24"/>
-          <w:szCs w:val="24"/>
-        </w:rPr>
-        <w:t xml:space="preserve"> Твою подивугідну, Ксеніє, пам’ять звершуючи,* з любов’ю почитаючи тебе, оспівуємо Христа,* який у всьому тобі дарував силу зцілення,* Йому завжди молися за нас.</w:t>
-      </w:r>
-    </w:p>
-    <w:p>
-      <w:pPr>
-        <w:spacing w:after="120"/>
-        <w:jc w:val="both"/>
-        <w:rPr>
-          <w:rFonts w:ascii="Times New Roman" w:eastAsia="Times New Roman" w:hAnsi="Times New Roman" w:cs="Times New Roman"/>
-          <w:b/>
-          <w:color w:val="FF0000"/>
-          <w:sz w:val="24"/>
-          <w:szCs w:val="24"/>
-          <w:highlight w:val="white"/>
-        </w:rPr>
-      </w:pPr>
-    </w:p>
-    <w:p>
-      <w:pPr>
-        <w:pStyle w:val="Heading2"/>
-        <w:rPr>
-          <w:rFonts w:ascii="Times New Roman" w:eastAsia="Times New Roman" w:hAnsi="Times New Roman" w:cs="Times New Roman"/>
-          <w:color w:val="FF0000"/>
-          <w:sz w:val="24"/>
-          <w:szCs w:val="24"/>
-          <w:highlight w:val="white"/>
-        </w:rPr>
-      </w:pPr>
-      <w:r>
-        <w:rPr>
-          <w:rFonts w:ascii="Times New Roman" w:eastAsia="Times New Roman" w:hAnsi="Times New Roman" w:cs="Times New Roman"/>
-          <w:color w:val="FF0000"/>
-          <w:sz w:val="24"/>
-          <w:szCs w:val="24"/>
-          <w:highlight w:val="white"/>
-        </w:rPr>
-        <w:t>25</w:t>
-      </w:r>
-      <w:r>
-        <w:rPr>
-          <w:rFonts w:ascii="Times New Roman" w:eastAsia="Times New Roman" w:hAnsi="Times New Roman" w:cs="Times New Roman"/>
-          <w:color w:val="FF0000"/>
-          <w:sz w:val="24"/>
-          <w:szCs w:val="24"/>
-          <w:highlight w:val="white"/>
-        </w:rPr>
-        <w:t xml:space="preserve"> </w:t>
-      </w:r>
-      <w:r>
-        <w:rPr>
-          <w:rFonts w:ascii="Times New Roman" w:eastAsia="Times New Roman" w:hAnsi="Times New Roman" w:cs="Times New Roman"/>
-          <w:color w:val="FF0000"/>
-          <w:sz w:val="24"/>
-          <w:szCs w:val="24"/>
-          <w:highlight w:val="white"/>
-        </w:rPr>
-        <w:t>січня</w:t>
-      </w:r>
-      <w:r>
-        <w:rPr>
-          <w:rFonts w:ascii="Times New Roman" w:eastAsia="Times New Roman" w:hAnsi="Times New Roman" w:cs="Times New Roman"/>
-          <w:color w:val="FF0000"/>
-          <w:sz w:val="24"/>
-          <w:szCs w:val="24"/>
-          <w:highlight w:val="white"/>
-        </w:rPr>
-        <w:t>: Св. прп. Григорія Богослова, архиєп. Царгородського.</w:t>
-      </w:r>
-    </w:p>
-    <w:p>
-      <w:pPr>
-        <w:spacing w:after="120"/>
-        <w:jc w:val="both"/>
-        <w:rPr>
-          <w:rFonts w:ascii="Times New Roman" w:eastAsia="Times New Roman" w:hAnsi="Times New Roman" w:cs="Times New Roman"/>
-          <w:sz w:val="24"/>
-          <w:szCs w:val="24"/>
-        </w:rPr>
-      </w:pPr>
-      <w:bookmarkStart w:id="14" w:name="_heading=h.1ksv4uv" w:colFirst="0" w:colLast="0"/>
-      <w:bookmarkEnd w:id="14"/>
-      <w:r>
-        <w:rPr>
-          <w:rFonts w:ascii="Times New Roman" w:eastAsia="Times New Roman" w:hAnsi="Times New Roman" w:cs="Times New Roman"/>
-          <w:i/>
-          <w:color w:val="FF0000"/>
-          <w:sz w:val="24"/>
-          <w:szCs w:val="24"/>
-        </w:rPr>
-        <w:t>Тропар (г. 1):</w:t>
-      </w:r>
-      <w:r>
-        <w:rPr>
-          <w:rFonts w:ascii="Times New Roman" w:eastAsia="Times New Roman" w:hAnsi="Times New Roman" w:cs="Times New Roman"/>
-          <w:sz w:val="24"/>
-          <w:szCs w:val="24"/>
-        </w:rPr>
-        <w:t xml:space="preserve"> Пастирська сопілка твого богослов’я перемогла труби красномовців,* бо Тобі, що дослідив глибини духа,* була додана і краса віщування.* Моли ото Христа Бога, отче Григоріє,* щоб спаслися душі наші.</w:t>
-      </w:r>
-    </w:p>
-    <w:p>
-      <w:pPr>
-        <w:spacing w:after="120"/>
-        <w:jc w:val="both"/>
-        <w:rPr>
-          <w:rFonts w:ascii="Times New Roman" w:eastAsia="Times New Roman" w:hAnsi="Times New Roman" w:cs="Times New Roman"/>
-          <w:sz w:val="24"/>
-          <w:szCs w:val="24"/>
-        </w:rPr>
-      </w:pPr>
-      <w:bookmarkStart w:id="15" w:name="_heading=h.44sinio" w:colFirst="0" w:colLast="0"/>
-      <w:bookmarkEnd w:id="15"/>
-      <w:r>
-        <w:rPr>
-          <w:rFonts w:ascii="Times New Roman" w:eastAsia="Times New Roman" w:hAnsi="Times New Roman" w:cs="Times New Roman"/>
-          <w:i/>
-          <w:color w:val="FF0000"/>
-          <w:sz w:val="24"/>
-          <w:szCs w:val="24"/>
-        </w:rPr>
-        <w:t>Кондак (г. 3):</w:t>
-      </w:r>
-      <w:r>
-        <w:rPr>
-          <w:rFonts w:ascii="Times New Roman" w:eastAsia="Times New Roman" w:hAnsi="Times New Roman" w:cs="Times New Roman"/>
-          <w:sz w:val="24"/>
-          <w:szCs w:val="24"/>
-        </w:rPr>
-        <w:t xml:space="preserve"> Богословним твоїм язиком Ти розрушив видумки красномовців, славний;* православ’я одежею, з висоти тканою, Ти Церкву украсив,* яку і носить, і з нами, твоїми дітьми, кличе:* Радуйся, отче, богослов’я розуме найвищий.</w:t>
-      </w:r>
-    </w:p>
-    <w:p>
-      <w:pPr>
-        <w:spacing w:after="120"/>
-        <w:jc w:val="both"/>
-        <w:rPr>
-          <w:rFonts w:ascii="Times New Roman" w:eastAsia="Times New Roman" w:hAnsi="Times New Roman" w:cs="Times New Roman"/>
-          <w:b/>
-          <w:color w:val="FF0000"/>
-          <w:sz w:val="24"/>
-          <w:szCs w:val="24"/>
-          <w:highlight w:val="white"/>
-        </w:rPr>
-      </w:pPr>
-    </w:p>
-    <w:p>
-      <w:pPr>
-        <w:pStyle w:val="Heading2"/>
-        <w:rPr>
-          <w:rFonts w:ascii="Times New Roman" w:eastAsia="Times New Roman" w:hAnsi="Times New Roman" w:cs="Times New Roman"/>
-          <w:color w:val="FF0000"/>
-          <w:sz w:val="24"/>
-          <w:szCs w:val="24"/>
-          <w:highlight w:val="white"/>
-        </w:rPr>
-      </w:pPr>
-      <w:r>
-        <w:rPr>
-          <w:rFonts w:ascii="Times New Roman" w:eastAsia="Times New Roman" w:hAnsi="Times New Roman" w:cs="Times New Roman"/>
-          <w:color w:val="FF0000"/>
-          <w:sz w:val="24"/>
-          <w:szCs w:val="24"/>
-          <w:highlight w:val="white"/>
-        </w:rPr>
-        <w:t>26</w:t>
-      </w:r>
-      <w:r>
-        <w:rPr>
-          <w:rFonts w:ascii="Times New Roman" w:eastAsia="Times New Roman" w:hAnsi="Times New Roman" w:cs="Times New Roman"/>
-          <w:color w:val="FF0000"/>
-          <w:sz w:val="24"/>
-          <w:szCs w:val="24"/>
-          <w:highlight w:val="white"/>
-        </w:rPr>
-        <w:t xml:space="preserve"> </w:t>
-      </w:r>
-      <w:r>
-        <w:rPr>
-          <w:rFonts w:ascii="Times New Roman" w:eastAsia="Times New Roman" w:hAnsi="Times New Roman" w:cs="Times New Roman"/>
-          <w:color w:val="FF0000"/>
-          <w:sz w:val="24"/>
-          <w:szCs w:val="24"/>
-          <w:highlight w:val="white"/>
-        </w:rPr>
-        <w:t>січня</w:t>
-      </w:r>
-      <w:r>
-        <w:rPr>
-          <w:rFonts w:ascii="Times New Roman" w:eastAsia="Times New Roman" w:hAnsi="Times New Roman" w:cs="Times New Roman"/>
-          <w:color w:val="FF0000"/>
-          <w:sz w:val="24"/>
-          <w:szCs w:val="24"/>
-          <w:highlight w:val="white"/>
-        </w:rPr>
-        <w:t>: Прп. Ксенофонта, дружини його Марії і синів їхніх Аркадія та Йоана.</w:t>
-      </w:r>
-    </w:p>
-    <w:p>
-      <w:pPr>
-        <w:spacing w:after="120"/>
-        <w:jc w:val="both"/>
-        <w:rPr>
-          <w:rFonts w:ascii="Times New Roman" w:eastAsia="Times New Roman" w:hAnsi="Times New Roman" w:cs="Times New Roman"/>
-          <w:sz w:val="24"/>
-          <w:szCs w:val="24"/>
-        </w:rPr>
-      </w:pPr>
-      <w:bookmarkStart w:id="16" w:name="_heading=h.2jxsxqh" w:colFirst="0" w:colLast="0"/>
-      <w:bookmarkEnd w:id="16"/>
-      <w:r>
-        <w:rPr>
-          <w:rFonts w:ascii="Times New Roman" w:eastAsia="Times New Roman" w:hAnsi="Times New Roman" w:cs="Times New Roman"/>
-          <w:i/>
-          <w:color w:val="FF0000"/>
-          <w:sz w:val="24"/>
-          <w:szCs w:val="24"/>
-        </w:rPr>
-        <w:t>Тропар (г. 4):</w:t>
-      </w:r>
-      <w:r>
-        <w:rPr>
-          <w:rFonts w:ascii="Times New Roman" w:eastAsia="Times New Roman" w:hAnsi="Times New Roman" w:cs="Times New Roman"/>
-          <w:sz w:val="24"/>
-          <w:szCs w:val="24"/>
-        </w:rPr>
-        <w:t xml:space="preserve"> Боже отців наших,* що чиниш завжди з нами по Твоїй кротості,* не віддали милости Твоєї від нас,* але молитвами їх у мирі направ життя наше.</w:t>
-      </w:r>
-    </w:p>
-    <w:p>
-      <w:pPr>
-        <w:spacing w:after="120"/>
-        <w:jc w:val="both"/>
-        <w:rPr>
-          <w:rFonts w:ascii="Times New Roman" w:eastAsia="Times New Roman" w:hAnsi="Times New Roman" w:cs="Times New Roman"/>
-          <w:sz w:val="24"/>
-          <w:szCs w:val="24"/>
-        </w:rPr>
-      </w:pPr>
-      <w:bookmarkStart w:id="17" w:name="_heading=h.z337ya" w:colFirst="0" w:colLast="0"/>
-      <w:bookmarkEnd w:id="17"/>
-      <w:r>
-        <w:rPr>
-          <w:rFonts w:ascii="Times New Roman" w:eastAsia="Times New Roman" w:hAnsi="Times New Roman" w:cs="Times New Roman"/>
-          <w:i/>
-          <w:color w:val="FF0000"/>
-          <w:sz w:val="24"/>
-          <w:szCs w:val="24"/>
-        </w:rPr>
-        <w:t>Кондак (г. 4):</w:t>
-      </w:r>
-      <w:r>
-        <w:rPr>
-          <w:rFonts w:ascii="Times New Roman" w:eastAsia="Times New Roman" w:hAnsi="Times New Roman" w:cs="Times New Roman"/>
-          <w:sz w:val="24"/>
-          <w:szCs w:val="24"/>
-        </w:rPr>
-        <w:t xml:space="preserve"> Житейського моря уникнувши,* Ксенофонт праведний із подругою чесною* на небі разом із дітьми радіють,* Христа величаючи.</w:t>
-      </w:r>
-    </w:p>
-    <w:p>
-      <w:pPr>
-        <w:spacing w:after="120"/>
-        <w:jc w:val="both"/>
-        <w:rPr>
-          <w:rFonts w:ascii="Times New Roman" w:eastAsia="Times New Roman" w:hAnsi="Times New Roman" w:cs="Times New Roman"/>
-          <w:b/>
-          <w:color w:val="FF0000"/>
-          <w:sz w:val="24"/>
-          <w:szCs w:val="24"/>
-          <w:highlight w:val="white"/>
-        </w:rPr>
-      </w:pPr>
-    </w:p>
-    <w:p>
-      <w:pPr>
-        <w:pStyle w:val="Heading2"/>
-        <w:rPr>
-          <w:rFonts w:ascii="Times New Roman" w:eastAsia="Times New Roman" w:hAnsi="Times New Roman" w:cs="Times New Roman"/>
-          <w:color w:val="FF0000"/>
-          <w:sz w:val="24"/>
-          <w:szCs w:val="24"/>
-          <w:highlight w:val="white"/>
-        </w:rPr>
-      </w:pPr>
-      <w:r>
-        <w:rPr>
-          <w:rFonts w:ascii="Times New Roman" w:eastAsia="Times New Roman" w:hAnsi="Times New Roman" w:cs="Times New Roman"/>
-          <w:color w:val="FF0000"/>
-          <w:sz w:val="24"/>
-          <w:szCs w:val="24"/>
-          <w:highlight w:val="white"/>
-        </w:rPr>
-        <w:t>27</w:t>
-      </w:r>
-      <w:r>
-        <w:rPr>
-          <w:rFonts w:ascii="Times New Roman" w:eastAsia="Times New Roman" w:hAnsi="Times New Roman" w:cs="Times New Roman"/>
-          <w:color w:val="FF0000"/>
-          <w:sz w:val="24"/>
-          <w:szCs w:val="24"/>
-          <w:highlight w:val="white"/>
-        </w:rPr>
-        <w:t xml:space="preserve"> </w:t>
-      </w:r>
-      <w:r>
-        <w:rPr>
-          <w:rFonts w:ascii="Times New Roman" w:eastAsia="Times New Roman" w:hAnsi="Times New Roman" w:cs="Times New Roman"/>
-          <w:color w:val="FF0000"/>
-          <w:sz w:val="24"/>
-          <w:szCs w:val="24"/>
-          <w:highlight w:val="white"/>
-        </w:rPr>
-        <w:t>січня</w:t>
-      </w:r>
-      <w:r>
-        <w:rPr>
-          <w:rFonts w:ascii="Times New Roman" w:eastAsia="Times New Roman" w:hAnsi="Times New Roman" w:cs="Times New Roman"/>
-          <w:color w:val="FF0000"/>
-          <w:sz w:val="24"/>
-          <w:szCs w:val="24"/>
-          <w:highlight w:val="white"/>
-        </w:rPr>
-        <w:t>: Перенесення чесних мощів св. прп. Йоана Золотоустого.</w:t>
-      </w:r>
-    </w:p>
-    <w:p>
-      <w:pPr>
-        <w:spacing w:after="120"/>
-        <w:jc w:val="both"/>
-        <w:rPr>
-          <w:rFonts w:ascii="Times New Roman" w:eastAsia="Times New Roman" w:hAnsi="Times New Roman" w:cs="Times New Roman"/>
-          <w:sz w:val="24"/>
-          <w:szCs w:val="24"/>
-        </w:rPr>
-      </w:pPr>
-      <w:bookmarkStart w:id="18" w:name="_heading=h.3j2qqm3" w:colFirst="0" w:colLast="0"/>
-      <w:bookmarkEnd w:id="18"/>
-      <w:r>
-        <w:rPr>
-          <w:rFonts w:ascii="Times New Roman" w:eastAsia="Times New Roman" w:hAnsi="Times New Roman" w:cs="Times New Roman"/>
-          <w:i/>
-          <w:color w:val="FF0000"/>
-          <w:sz w:val="24"/>
-          <w:szCs w:val="24"/>
-        </w:rPr>
-        <w:t>Тропар (г. 8):</w:t>
-      </w:r>
-      <w:r>
-        <w:rPr>
-          <w:rFonts w:ascii="Times New Roman" w:eastAsia="Times New Roman" w:hAnsi="Times New Roman" w:cs="Times New Roman"/>
-          <w:sz w:val="24"/>
-          <w:szCs w:val="24"/>
-        </w:rPr>
-        <w:t xml:space="preserve"> Ликує божественна Церква і вся вселенна празнує світло* перенесення Твоїх чудесних мощів, святителю преподобний, Йоане Золотоустий,* між святителями благочесно пожив Ти і мучеником добровільно став Ти.* Тому співаємо Тобі, страдальче, і страстотерпче, і святителів співпрестольнику:* Моли Христа Бога, щоб спаслися душі наші.</w:t>
-      </w:r>
-    </w:p>
-    <w:p>
-      <w:pPr>
-        <w:spacing w:after="120"/>
-        <w:jc w:val="both"/>
-        <w:rPr>
-          <w:rFonts w:ascii="Times New Roman" w:eastAsia="Times New Roman" w:hAnsi="Times New Roman" w:cs="Times New Roman"/>
-          <w:sz w:val="24"/>
-          <w:szCs w:val="24"/>
-        </w:rPr>
-      </w:pPr>
-      <w:bookmarkStart w:id="19" w:name="_heading=h.1y810tw" w:colFirst="0" w:colLast="0"/>
-      <w:bookmarkEnd w:id="19"/>
-      <w:r>
-        <w:rPr>
-          <w:rFonts w:ascii="Times New Roman" w:eastAsia="Times New Roman" w:hAnsi="Times New Roman" w:cs="Times New Roman"/>
-          <w:i/>
-          <w:color w:val="FF0000"/>
-          <w:sz w:val="24"/>
-          <w:szCs w:val="24"/>
-        </w:rPr>
-        <w:lastRenderedPageBreak/>
-        <w:t>Кондак (г. 1):</w:t>
-      </w:r>
-      <w:r>
-        <w:rPr>
-          <w:rFonts w:ascii="Times New Roman" w:eastAsia="Times New Roman" w:hAnsi="Times New Roman" w:cs="Times New Roman"/>
-          <w:sz w:val="24"/>
-          <w:szCs w:val="24"/>
-        </w:rPr>
-        <w:t xml:space="preserve"> Возвеселилася таїнственно чесна Церква* поверненням чесних твоїх мощів* і, скривши їх, як золото багатоцінне,* тим, що оспівують Тебе, подає невичерпно благодать зцілення* – молитвами твоїми, Йоане Золотоустий.</w:t>
-      </w:r>
-    </w:p>
-    <w:p>
-      <w:pPr>
-        <w:spacing w:after="120"/>
-        <w:jc w:val="both"/>
-        <w:rPr>
-          <w:rFonts w:ascii="Times New Roman" w:eastAsia="Times New Roman" w:hAnsi="Times New Roman" w:cs="Times New Roman"/>
-          <w:b/>
-          <w:color w:val="FF0000"/>
-          <w:sz w:val="24"/>
-          <w:szCs w:val="24"/>
-          <w:highlight w:val="white"/>
-        </w:rPr>
-      </w:pPr>
-    </w:p>
-    <w:p>
-      <w:pPr>
-        <w:pStyle w:val="Heading2"/>
-        <w:rPr>
-          <w:rFonts w:ascii="Times New Roman" w:eastAsia="Times New Roman" w:hAnsi="Times New Roman" w:cs="Times New Roman"/>
-          <w:color w:val="FF0000"/>
-          <w:sz w:val="24"/>
-          <w:szCs w:val="24"/>
-          <w:highlight w:val="white"/>
-        </w:rPr>
-      </w:pPr>
-      <w:r>
-        <w:rPr>
-          <w:rFonts w:ascii="Times New Roman" w:eastAsia="Times New Roman" w:hAnsi="Times New Roman" w:cs="Times New Roman"/>
-          <w:color w:val="FF0000"/>
-          <w:sz w:val="24"/>
-          <w:szCs w:val="24"/>
-          <w:highlight w:val="white"/>
-        </w:rPr>
-        <w:t>28</w:t>
-      </w:r>
-      <w:r>
-        <w:rPr>
-          <w:rFonts w:ascii="Times New Roman" w:eastAsia="Times New Roman" w:hAnsi="Times New Roman" w:cs="Times New Roman"/>
-          <w:color w:val="FF0000"/>
-          <w:sz w:val="24"/>
-          <w:szCs w:val="24"/>
-          <w:highlight w:val="white"/>
-        </w:rPr>
-        <w:t xml:space="preserve"> </w:t>
-      </w:r>
-      <w:r>
-        <w:rPr>
-          <w:rFonts w:ascii="Times New Roman" w:eastAsia="Times New Roman" w:hAnsi="Times New Roman" w:cs="Times New Roman"/>
-          <w:color w:val="FF0000"/>
-          <w:sz w:val="24"/>
-          <w:szCs w:val="24"/>
-          <w:highlight w:val="white"/>
-        </w:rPr>
-        <w:t>січня</w:t>
-      </w:r>
-      <w:r>
-        <w:rPr>
-          <w:rFonts w:ascii="Times New Roman" w:eastAsia="Times New Roman" w:hAnsi="Times New Roman" w:cs="Times New Roman"/>
-          <w:color w:val="FF0000"/>
-          <w:sz w:val="24"/>
-          <w:szCs w:val="24"/>
-          <w:highlight w:val="white"/>
-        </w:rPr>
-        <w:t>: Прп. Єфрема Сирина.</w:t>
-      </w:r>
-    </w:p>
-    <w:p>
-      <w:pPr>
-        <w:spacing w:after="120"/>
-        <w:jc w:val="both"/>
-        <w:rPr>
-          <w:rFonts w:ascii="Times New Roman" w:eastAsia="Times New Roman" w:hAnsi="Times New Roman" w:cs="Times New Roman"/>
-          <w:sz w:val="24"/>
-          <w:szCs w:val="24"/>
-        </w:rPr>
-      </w:pPr>
-      <w:bookmarkStart w:id="20" w:name="_heading=h.4i7ojhp" w:colFirst="0" w:colLast="0"/>
-      <w:bookmarkEnd w:id="20"/>
-      <w:r>
-        <w:rPr>
-          <w:rFonts w:ascii="Times New Roman" w:eastAsia="Times New Roman" w:hAnsi="Times New Roman" w:cs="Times New Roman"/>
-          <w:i/>
-          <w:color w:val="FF0000"/>
-          <w:sz w:val="24"/>
-          <w:szCs w:val="24"/>
-        </w:rPr>
-        <w:t>Тропар (г. 8):</w:t>
-      </w:r>
-      <w:r>
-        <w:rPr>
-          <w:rFonts w:ascii="Times New Roman" w:eastAsia="Times New Roman" w:hAnsi="Times New Roman" w:cs="Times New Roman"/>
-          <w:sz w:val="24"/>
-          <w:szCs w:val="24"/>
-        </w:rPr>
-        <w:t xml:space="preserve"> Потоками сліз твоїх Ти неродючу пустиню управив* і з глибини зітханнями Ти в трудах приніс стократні плоди,* і був Ти світильником вселенної, сіяючи чудесами, Саво, отче наш.* Моли Христа Бога, щоб спаслися душі наші.</w:t>
-      </w:r>
-    </w:p>
-    <w:p>
-      <w:pPr>
-        <w:spacing w:after="120"/>
-        <w:jc w:val="both"/>
-        <w:rPr>
-          <w:rFonts w:ascii="Times New Roman" w:eastAsia="Times New Roman" w:hAnsi="Times New Roman" w:cs="Times New Roman"/>
-          <w:sz w:val="24"/>
-          <w:szCs w:val="24"/>
-        </w:rPr>
-      </w:pPr>
-      <w:bookmarkStart w:id="21" w:name="_heading=h.2xcytpi" w:colFirst="0" w:colLast="0"/>
-      <w:bookmarkEnd w:id="21"/>
-      <w:r>
-        <w:rPr>
-          <w:rFonts w:ascii="Times New Roman" w:eastAsia="Times New Roman" w:hAnsi="Times New Roman" w:cs="Times New Roman"/>
-          <w:i/>
-          <w:color w:val="FF0000"/>
-          <w:sz w:val="24"/>
-          <w:szCs w:val="24"/>
-        </w:rPr>
-        <w:t>Кондак (г. 2):</w:t>
-      </w:r>
-      <w:r>
-        <w:rPr>
-          <w:rFonts w:ascii="Times New Roman" w:eastAsia="Times New Roman" w:hAnsi="Times New Roman" w:cs="Times New Roman"/>
-          <w:sz w:val="24"/>
-          <w:szCs w:val="24"/>
-        </w:rPr>
-        <w:t xml:space="preserve"> Час судний завжди бачачи,* ридав ти гірко, Єфреме, як любитель безмовності,* діяльністю ж був ти учителем діл, преподобний,* тому, отче всесвітній, лінивих заохочуєш до покаяння.</w:t>
-      </w:r>
-    </w:p>
-    <w:p>
-      <w:pPr>
-        <w:spacing w:after="120"/>
-        <w:jc w:val="both"/>
-        <w:rPr>
-          <w:rFonts w:ascii="Times New Roman" w:eastAsia="Times New Roman" w:hAnsi="Times New Roman" w:cs="Times New Roman"/>
-          <w:b/>
-          <w:color w:val="FF0000"/>
-          <w:sz w:val="24"/>
-          <w:szCs w:val="24"/>
-          <w:highlight w:val="white"/>
-        </w:rPr>
-      </w:pPr>
-    </w:p>
-    <w:p>
-      <w:pPr>
-        <w:pStyle w:val="Heading2"/>
-        <w:rPr>
-          <w:rFonts w:ascii="Times New Roman" w:eastAsia="Times New Roman" w:hAnsi="Times New Roman" w:cs="Times New Roman"/>
-          <w:color w:val="FF0000"/>
-          <w:sz w:val="24"/>
-          <w:szCs w:val="24"/>
-          <w:highlight w:val="white"/>
-        </w:rPr>
-      </w:pPr>
-      <w:r>
-        <w:rPr>
-          <w:rFonts w:ascii="Times New Roman" w:eastAsia="Times New Roman" w:hAnsi="Times New Roman" w:cs="Times New Roman"/>
-          <w:color w:val="FF0000"/>
-          <w:sz w:val="24"/>
-          <w:szCs w:val="24"/>
-          <w:highlight w:val="white"/>
-        </w:rPr>
-        <w:t>29</w:t>
-      </w:r>
-      <w:r>
-        <w:rPr>
-          <w:rFonts w:ascii="Times New Roman" w:eastAsia="Times New Roman" w:hAnsi="Times New Roman" w:cs="Times New Roman"/>
-          <w:color w:val="FF0000"/>
-          <w:sz w:val="24"/>
-          <w:szCs w:val="24"/>
-          <w:highlight w:val="white"/>
-        </w:rPr>
-        <w:t xml:space="preserve"> </w:t>
-      </w:r>
-      <w:r>
-        <w:rPr>
-          <w:rFonts w:ascii="Times New Roman" w:eastAsia="Times New Roman" w:hAnsi="Times New Roman" w:cs="Times New Roman"/>
-          <w:color w:val="FF0000"/>
-          <w:sz w:val="24"/>
-          <w:szCs w:val="24"/>
-          <w:highlight w:val="white"/>
-        </w:rPr>
-        <w:t>січня</w:t>
-      </w:r>
-      <w:r>
-        <w:rPr>
-          <w:rFonts w:ascii="Times New Roman" w:eastAsia="Times New Roman" w:hAnsi="Times New Roman" w:cs="Times New Roman"/>
-          <w:color w:val="FF0000"/>
-          <w:sz w:val="24"/>
-          <w:szCs w:val="24"/>
-          <w:highlight w:val="white"/>
-        </w:rPr>
-        <w:t>: Перенесення мощів св. свщмч. Ігнатія Богоносця.</w:t>
-      </w:r>
-    </w:p>
-    <w:p>
-      <w:pPr>
-        <w:spacing w:after="120"/>
-        <w:jc w:val="both"/>
-        <w:rPr>
-          <w:rFonts w:ascii="Times New Roman" w:eastAsia="Times New Roman" w:hAnsi="Times New Roman" w:cs="Times New Roman"/>
-          <w:sz w:val="24"/>
-          <w:szCs w:val="24"/>
-        </w:rPr>
-      </w:pPr>
-      <w:bookmarkStart w:id="22" w:name="_heading=h.1ci93xb" w:colFirst="0" w:colLast="0"/>
-      <w:bookmarkEnd w:id="22"/>
-      <w:r>
-        <w:rPr>
-          <w:rFonts w:ascii="Times New Roman" w:eastAsia="Times New Roman" w:hAnsi="Times New Roman" w:cs="Times New Roman"/>
-          <w:i/>
-          <w:color w:val="FF0000"/>
-          <w:sz w:val="24"/>
-          <w:szCs w:val="24"/>
-        </w:rPr>
-        <w:t>Тропар (г. 4):</w:t>
-      </w:r>
-      <w:r>
-        <w:rPr>
-          <w:rFonts w:ascii="Times New Roman" w:eastAsia="Times New Roman" w:hAnsi="Times New Roman" w:cs="Times New Roman"/>
-          <w:sz w:val="24"/>
-          <w:szCs w:val="24"/>
-        </w:rPr>
-        <w:t xml:space="preserve"> Як дар освячений Богові себе принісши,* поспішив ти бути з’їджений звірами,* тому праведний вінець, о Ігнатіє, з небес прийнявши від Бога,* спасай почитаючих тебе як святителя Христового* і учителя, і мучеників співстрадника.</w:t>
-      </w:r>
-    </w:p>
-    <w:p>
-      <w:pPr>
-        <w:spacing w:after="120"/>
-        <w:jc w:val="both"/>
-        <w:rPr>
-          <w:rFonts w:ascii="Times New Roman" w:eastAsia="Times New Roman" w:hAnsi="Times New Roman" w:cs="Times New Roman"/>
-          <w:sz w:val="24"/>
-          <w:szCs w:val="24"/>
-        </w:rPr>
-      </w:pPr>
-      <w:bookmarkStart w:id="23" w:name="_heading=h.3whwml4" w:colFirst="0" w:colLast="0"/>
-      <w:bookmarkEnd w:id="23"/>
-      <w:r>
-        <w:rPr>
-          <w:rFonts w:ascii="Times New Roman" w:eastAsia="Times New Roman" w:hAnsi="Times New Roman" w:cs="Times New Roman"/>
-          <w:i/>
-          <w:color w:val="FF0000"/>
-          <w:sz w:val="24"/>
-          <w:szCs w:val="24"/>
-        </w:rPr>
-        <w:t>Кондак (г. 4):</w:t>
-      </w:r>
-      <w:r>
-        <w:rPr>
-          <w:rFonts w:ascii="Times New Roman" w:eastAsia="Times New Roman" w:hAnsi="Times New Roman" w:cs="Times New Roman"/>
-          <w:sz w:val="24"/>
-          <w:szCs w:val="24"/>
-        </w:rPr>
-        <w:t xml:space="preserve"> Днесь від сходу возсіявший* і все творіння навчаннями просвітивший,* мучеництвом украсився богоносний і божественний Ігнатій.</w:t>
-      </w:r>
-    </w:p>
-    <w:p>
-      <w:pPr>
-        <w:spacing w:after="120"/>
-        <w:jc w:val="both"/>
-        <w:rPr>
-          <w:rFonts w:ascii="Times New Roman" w:eastAsia="Times New Roman" w:hAnsi="Times New Roman" w:cs="Times New Roman"/>
-          <w:b/>
-          <w:color w:val="FF0000"/>
-          <w:sz w:val="24"/>
-          <w:szCs w:val="24"/>
-          <w:highlight w:val="white"/>
-        </w:rPr>
-      </w:pPr>
-    </w:p>
-    <w:p>
-      <w:pPr>
-        <w:pStyle w:val="Heading2"/>
-        <w:rPr>
-          <w:rFonts w:ascii="Times New Roman" w:eastAsia="Times New Roman" w:hAnsi="Times New Roman" w:cs="Times New Roman"/>
-          <w:color w:val="FF0000"/>
-          <w:sz w:val="24"/>
-          <w:szCs w:val="24"/>
-          <w:highlight w:val="white"/>
-        </w:rPr>
-      </w:pPr>
-      <w:r>
-        <w:rPr>
-          <w:rFonts w:ascii="Times New Roman" w:eastAsia="Times New Roman" w:hAnsi="Times New Roman" w:cs="Times New Roman"/>
-          <w:color w:val="FF0000"/>
-          <w:sz w:val="24"/>
-          <w:szCs w:val="24"/>
-          <w:highlight w:val="white"/>
-        </w:rPr>
-        <w:t>30</w:t>
-      </w:r>
-      <w:r>
-        <w:rPr>
-          <w:rFonts w:ascii="Times New Roman" w:eastAsia="Times New Roman" w:hAnsi="Times New Roman" w:cs="Times New Roman"/>
-          <w:color w:val="FF0000"/>
-          <w:sz w:val="24"/>
-          <w:szCs w:val="24"/>
-          <w:highlight w:val="white"/>
-        </w:rPr>
-        <w:t xml:space="preserve"> </w:t>
-      </w:r>
-      <w:r>
-        <w:rPr>
-          <w:rFonts w:ascii="Times New Roman" w:eastAsia="Times New Roman" w:hAnsi="Times New Roman" w:cs="Times New Roman"/>
-          <w:color w:val="FF0000"/>
-          <w:sz w:val="24"/>
-          <w:szCs w:val="24"/>
-          <w:highlight w:val="white"/>
-        </w:rPr>
-        <w:t>січня</w:t>
-      </w:r>
-    </w:p>
-    <w:p>
-      <w:pPr>
-        <w:pStyle w:val="Heading3"/>
-        <w:rPr>
-          <w:rFonts w:ascii="Times New Roman" w:eastAsia="Times New Roman" w:hAnsi="Times New Roman" w:cs="Times New Roman"/>
-          <w:color w:val="FF0000"/>
-          <w:sz w:val="24"/>
-          <w:szCs w:val="24"/>
-          <w:highlight w:val="white"/>
-        </w:rPr>
-      </w:pPr>
-      <w:r>
-        <w:rPr>
-          <w:rFonts w:ascii="Times New Roman" w:eastAsia="Times New Roman" w:hAnsi="Times New Roman" w:cs="Times New Roman"/>
-          <w:color w:val="FF0000"/>
-          <w:sz w:val="24"/>
-          <w:szCs w:val="24"/>
-          <w:highlight w:val="white"/>
-        </w:rPr>
-        <w:t>Свв. трьох святителів, великих архиєреїв, Василія Великого, Григорія Богослова та Йоана Золотоустого.</w:t>
-      </w:r>
-    </w:p>
-    <w:p>
-      <w:pPr>
-        <w:spacing w:after="120"/>
-        <w:jc w:val="both"/>
-        <w:rPr>
-          <w:rFonts w:ascii="Times New Roman" w:eastAsia="Times New Roman" w:hAnsi="Times New Roman" w:cs="Times New Roman"/>
-          <w:sz w:val="24"/>
-          <w:szCs w:val="24"/>
-        </w:rPr>
-      </w:pPr>
-      <w:bookmarkStart w:id="24" w:name="_heading=h.2bn6wsx" w:colFirst="0" w:colLast="0"/>
-      <w:bookmarkEnd w:id="24"/>
-      <w:r>
-        <w:rPr>
-          <w:rFonts w:ascii="Times New Roman" w:eastAsia="Times New Roman" w:hAnsi="Times New Roman" w:cs="Times New Roman"/>
-          <w:i/>
-          <w:color w:val="FF0000"/>
-          <w:sz w:val="24"/>
-          <w:szCs w:val="24"/>
-        </w:rPr>
-        <w:t>Тропар (г. 4):</w:t>
-      </w:r>
-      <w:r>
-        <w:rPr>
-          <w:rFonts w:ascii="Times New Roman" w:eastAsia="Times New Roman" w:hAnsi="Times New Roman" w:cs="Times New Roman"/>
-          <w:sz w:val="24"/>
-          <w:szCs w:val="24"/>
-        </w:rPr>
-        <w:t xml:space="preserve"> До апостолів подібні і вселенної вчителі,* Владику всіх моліте,* щоб мир вселенній дарував* і душам нашим велику милість.</w:t>
-      </w:r>
-    </w:p>
-    <w:p>
-      <w:pPr>
-        <w:spacing w:after="120"/>
-        <w:jc w:val="both"/>
-        <w:rPr>
-          <w:rFonts w:ascii="Times New Roman" w:eastAsia="Times New Roman" w:hAnsi="Times New Roman" w:cs="Times New Roman"/>
-          <w:sz w:val="24"/>
-          <w:szCs w:val="24"/>
-        </w:rPr>
-      </w:pPr>
-      <w:bookmarkStart w:id="25" w:name="_heading=h.qsh70q" w:colFirst="0" w:colLast="0"/>
-      <w:bookmarkEnd w:id="25"/>
-      <w:r>
-        <w:rPr>
-          <w:rFonts w:ascii="Times New Roman" w:eastAsia="Times New Roman" w:hAnsi="Times New Roman" w:cs="Times New Roman"/>
-          <w:i/>
-          <w:color w:val="FF0000"/>
-          <w:sz w:val="24"/>
-          <w:szCs w:val="24"/>
-        </w:rPr>
-        <w:t xml:space="preserve">Кондак (г. 2): </w:t>
-      </w:r>
-      <w:r>
-        <w:rPr>
-          <w:rFonts w:ascii="Times New Roman" w:eastAsia="Times New Roman" w:hAnsi="Times New Roman" w:cs="Times New Roman"/>
-          <w:sz w:val="24"/>
-          <w:szCs w:val="24"/>
-        </w:rPr>
-        <w:t>Священних і боговісних проповідників,* найвищих учителів, Господи, прийняв Ти в насолоду дібр Твоїх і упокій,* труди бо їх і смерть прийняв Ти вище всяких плодів,* єдиний, що прославляєш святих Твоїх.</w:t>
-      </w:r>
-    </w:p>
-    <w:p>
-      <w:pPr>
-        <w:spacing w:after="120"/>
-        <w:jc w:val="both"/>
-        <w:rPr>
-          <w:rFonts w:ascii="Times New Roman" w:eastAsia="Times New Roman" w:hAnsi="Times New Roman" w:cs="Times New Roman"/>
-          <w:b/>
-          <w:color w:val="FF0000"/>
-          <w:sz w:val="24"/>
-          <w:szCs w:val="24"/>
-          <w:highlight w:val="white"/>
-        </w:rPr>
-      </w:pPr>
-    </w:p>
-    <w:p>
-      <w:pPr>
-        <w:pStyle w:val="Heading3"/>
-        <w:rPr>
-          <w:rFonts w:ascii="Times New Roman" w:eastAsia="Times New Roman" w:hAnsi="Times New Roman" w:cs="Times New Roman"/>
-          <w:color w:val="FF0000"/>
-          <w:sz w:val="24"/>
-          <w:szCs w:val="24"/>
-          <w:highlight w:val="white"/>
-        </w:rPr>
-      </w:pPr>
-      <w:r>
-        <w:rPr>
-          <w:rFonts w:ascii="Times New Roman" w:eastAsia="Times New Roman" w:hAnsi="Times New Roman" w:cs="Times New Roman"/>
-          <w:color w:val="FF0000"/>
-          <w:sz w:val="24"/>
-          <w:szCs w:val="24"/>
-          <w:highlight w:val="white"/>
-        </w:rPr>
-        <w:t>Св. свщмч. Іполита.</w:t>
-      </w:r>
-    </w:p>
-    <w:p>
-      <w:pPr>
-        <w:spacing w:after="120"/>
-        <w:jc w:val="both"/>
-        <w:rPr>
-          <w:rFonts w:ascii="Times New Roman" w:eastAsia="Times New Roman" w:hAnsi="Times New Roman" w:cs="Times New Roman"/>
-          <w:sz w:val="24"/>
-          <w:szCs w:val="24"/>
-        </w:rPr>
-      </w:pPr>
-      <w:r>
-        <w:rPr>
-          <w:rFonts w:ascii="Times New Roman" w:eastAsia="Times New Roman" w:hAnsi="Times New Roman" w:cs="Times New Roman"/>
-          <w:i/>
-          <w:color w:val="FF0000"/>
-          <w:sz w:val="24"/>
-          <w:szCs w:val="24"/>
-        </w:rPr>
-        <w:t>Тропар (г. 2):</w:t>
-      </w:r>
-      <w:r>
-        <w:rPr>
-          <w:rFonts w:ascii="Times New Roman" w:eastAsia="Times New Roman" w:hAnsi="Times New Roman" w:cs="Times New Roman"/>
-          <w:sz w:val="24"/>
-          <w:szCs w:val="24"/>
-        </w:rPr>
-        <w:t xml:space="preserve"> I обичаїв апостолів причасником і їх намісником стався Ти,* знайшов Ти шлях, богонатхненний, як дійти до видіння.* Задля того слово істини справляючи,* і задля віри пострадав Ти аж до крови, священномученику Іполите, моли Христа Бога, щоб спаслися душі наші.</w:t>
-      </w:r>
-    </w:p>
-    <w:p>
-      <w:pPr>
-        <w:spacing w:after="120"/>
-        <w:jc w:val="both"/>
-        <w:rPr>
-          <w:rFonts w:ascii="Times New Roman" w:eastAsia="Times New Roman" w:hAnsi="Times New Roman" w:cs="Times New Roman"/>
-          <w:sz w:val="24"/>
-          <w:szCs w:val="24"/>
-        </w:rPr>
-      </w:pPr>
-      <w:r>
-        <w:rPr>
-          <w:rFonts w:ascii="Times New Roman" w:eastAsia="Times New Roman" w:hAnsi="Times New Roman" w:cs="Times New Roman"/>
-          <w:i/>
-          <w:color w:val="FF0000"/>
-          <w:sz w:val="24"/>
-          <w:szCs w:val="24"/>
-        </w:rPr>
-        <w:t>Кондак (г. 1):</w:t>
-      </w:r>
-      <w:r>
-        <w:rPr>
-          <w:rFonts w:ascii="Times New Roman" w:eastAsia="Times New Roman" w:hAnsi="Times New Roman" w:cs="Times New Roman"/>
-          <w:sz w:val="24"/>
-          <w:szCs w:val="24"/>
-        </w:rPr>
-        <w:t xml:space="preserve"> Світильником вічносяйним явився ти світові,* просвіщаючи помисли вірних блискавками божественних слів твоїх, святителю Іполите,* тому священну і божественну пам’ять твою* всі радісно звершуємо* і вірно почитаємо.</w:t>
-      </w:r>
-    </w:p>
-    <w:p>
-      <w:pPr>
-        <w:pStyle w:val="Heading2"/>
-        <w:rPr>
-          <w:rFonts w:ascii="Times New Roman" w:eastAsia="Times New Roman" w:hAnsi="Times New Roman" w:cs="Times New Roman"/>
-          <w:color w:val="FF0000"/>
-          <w:sz w:val="24"/>
-          <w:szCs w:val="24"/>
-          <w:highlight w:val="white"/>
-        </w:rPr>
-      </w:pPr>
-      <w:r>
-        <w:rPr>
-          <w:rFonts w:ascii="Times New Roman" w:eastAsia="Times New Roman" w:hAnsi="Times New Roman" w:cs="Times New Roman"/>
-          <w:color w:val="FF0000"/>
-          <w:sz w:val="24"/>
-          <w:szCs w:val="24"/>
-          <w:highlight w:val="white"/>
-        </w:rPr>
-        <w:lastRenderedPageBreak/>
         <w:t xml:space="preserve">31 </w:t>
       </w:r>
       <w:r>
